--- a/docs/otchet_lab04.docx
+++ b/docs/otchet_lab04.docx
@@ -2926,7 +2926,7 @@
           <w:sz w:val="24"/>
           <w:szCs w:val="24"/>
         </w:rPr>
-        <w:t xml:space="preserve">Листинг совпадает с файлами проекта. Модульные тесты находятся в конце файлов camera.rs, display.rs и simulation.rs в блоках #[cfg(test)] и не входят в сборку программы.</w:t>
+        <w:t xml:space="preserve">Листинг совпадает с файлами проекта.</w:t>
       </w:r>
     </w:p>
     <w:p>
@@ -5669,864 +5669,6 @@
     </w:p>
     <w:p>
       <w:pPr>
-        <w:pStyle w:val="Code"/>
-      </w:pPr>
-      <w:r>
-        <w:rPr>
-          <w:rFonts w:ascii="Courier New" w:cs="Courier New" w:eastAsia="Courier New" w:hAnsi="Courier New"/>
-          <w:sz w:val="18"/>
-          <w:szCs w:val="18"/>
-        </w:rPr>
-        <w:t xml:space="preserve"> </w:t>
-      </w:r>
-    </w:p>
-    <w:p>
-      <w:pPr>
-        <w:pStyle w:val="Code"/>
-      </w:pPr>
-      <w:r>
-        <w:rPr>
-          <w:rFonts w:ascii="Courier New" w:cs="Courier New" w:eastAsia="Courier New" w:hAnsi="Courier New"/>
-          <w:sz w:val="18"/>
-          <w:szCs w:val="18"/>
-        </w:rPr>
-        <w:t xml:space="preserve">#[cfg(test)]</w:t>
-      </w:r>
-    </w:p>
-    <w:p>
-      <w:pPr>
-        <w:pStyle w:val="Code"/>
-      </w:pPr>
-      <w:r>
-        <w:rPr>
-          <w:rFonts w:ascii="Courier New" w:cs="Courier New" w:eastAsia="Courier New" w:hAnsi="Courier New"/>
-          <w:sz w:val="18"/>
-          <w:szCs w:val="18"/>
-        </w:rPr>
-        <w:t xml:space="preserve">mod tests {</w:t>
-      </w:r>
-    </w:p>
-    <w:p>
-      <w:pPr>
-        <w:pStyle w:val="Code"/>
-      </w:pPr>
-      <w:r>
-        <w:rPr>
-          <w:rFonts w:ascii="Courier New" w:cs="Courier New" w:eastAsia="Courier New" w:hAnsi="Courier New"/>
-          <w:sz w:val="18"/>
-          <w:szCs w:val="18"/>
-        </w:rPr>
-        <w:t xml:space="preserve">    use super::*;</w:t>
-      </w:r>
-    </w:p>
-    <w:p>
-      <w:pPr>
-        <w:pStyle w:val="Code"/>
-      </w:pPr>
-      <w:r>
-        <w:rPr>
-          <w:rFonts w:ascii="Courier New" w:cs="Courier New" w:eastAsia="Courier New" w:hAnsi="Courier New"/>
-          <w:sz w:val="18"/>
-          <w:szCs w:val="18"/>
-        </w:rPr>
-        <w:t xml:space="preserve"> </w:t>
-      </w:r>
-    </w:p>
-    <w:p>
-      <w:pPr>
-        <w:pStyle w:val="Code"/>
-      </w:pPr>
-      <w:r>
-        <w:rPr>
-          <w:rFonts w:ascii="Courier New" w:cs="Courier New" w:eastAsia="Courier New" w:hAnsi="Courier New"/>
-          <w:sz w:val="18"/>
-          <w:szCs w:val="18"/>
-        </w:rPr>
-        <w:t xml:space="preserve">    const EPS: f32 = 1e-3;</w:t>
-      </w:r>
-    </w:p>
-    <w:p>
-      <w:pPr>
-        <w:pStyle w:val="Code"/>
-      </w:pPr>
-      <w:r>
-        <w:rPr>
-          <w:rFonts w:ascii="Courier New" w:cs="Courier New" w:eastAsia="Courier New" w:hAnsi="Courier New"/>
-          <w:sz w:val="18"/>
-          <w:szCs w:val="18"/>
-        </w:rPr>
-        <w:t xml:space="preserve"> </w:t>
-      </w:r>
-    </w:p>
-    <w:p>
-      <w:pPr>
-        <w:pStyle w:val="Code"/>
-      </w:pPr>
-      <w:r>
-        <w:rPr>
-          <w:rFonts w:ascii="Courier New" w:cs="Courier New" w:eastAsia="Courier New" w:hAnsi="Courier New"/>
-          <w:sz w:val="18"/>
-          <w:szCs w:val="18"/>
-        </w:rPr>
-        <w:t xml:space="preserve">    #[test]</w:t>
-      </w:r>
-    </w:p>
-    <w:p>
-      <w:pPr>
-        <w:pStyle w:val="Code"/>
-      </w:pPr>
-      <w:r>
-        <w:rPr>
-          <w:rFonts w:ascii="Courier New" w:cs="Courier New" w:eastAsia="Courier New" w:hAnsi="Courier New"/>
-          <w:sz w:val="18"/>
-          <w:szCs w:val="18"/>
-        </w:rPr>
-        <w:t xml:space="preserve">    fn set_position_round_trip_in_all_quadrants() {</w:t>
-      </w:r>
-    </w:p>
-    <w:p>
-      <w:pPr>
-        <w:pStyle w:val="Code"/>
-      </w:pPr>
-      <w:r>
-        <w:rPr>
-          <w:rFonts w:ascii="Courier New" w:cs="Courier New" w:eastAsia="Courier New" w:hAnsi="Courier New"/>
-          <w:sz w:val="18"/>
-          <w:szCs w:val="18"/>
-        </w:rPr>
-        <w:t xml:space="preserve">        // Отрицательная z проверяет atan2: через arccos эти точки отразились бы.</w:t>
-      </w:r>
-    </w:p>
-    <w:p>
-      <w:pPr>
-        <w:pStyle w:val="Code"/>
-      </w:pPr>
-      <w:r>
-        <w:rPr>
-          <w:rFonts w:ascii="Courier New" w:cs="Courier New" w:eastAsia="Courier New" w:hAnsi="Courier New"/>
-          <w:sz w:val="18"/>
-          <w:szCs w:val="18"/>
-        </w:rPr>
-        <w:t xml:space="preserve">        for start in [</w:t>
-      </w:r>
-    </w:p>
-    <w:p>
-      <w:pPr>
-        <w:pStyle w:val="Code"/>
-      </w:pPr>
-      <w:r>
-        <w:rPr>
-          <w:rFonts w:ascii="Courier New" w:cs="Courier New" w:eastAsia="Courier New" w:hAnsi="Courier New"/>
-          <w:sz w:val="18"/>
-          <w:szCs w:val="18"/>
-        </w:rPr>
-        <w:t xml:space="preserve">            Vec3::new(10.0, 15.0, 17.5),</w:t>
-      </w:r>
-    </w:p>
-    <w:p>
-      <w:pPr>
-        <w:pStyle w:val="Code"/>
-      </w:pPr>
-      <w:r>
-        <w:rPr>
-          <w:rFonts w:ascii="Courier New" w:cs="Courier New" w:eastAsia="Courier New" w:hAnsi="Courier New"/>
-          <w:sz w:val="18"/>
-          <w:szCs w:val="18"/>
-        </w:rPr>
-        <w:t xml:space="preserve">            Vec3::new(10.0, 5.0, -10.0),</w:t>
-      </w:r>
-    </w:p>
-    <w:p>
-      <w:pPr>
-        <w:pStyle w:val="Code"/>
-      </w:pPr>
-      <w:r>
-        <w:rPr>
-          <w:rFonts w:ascii="Courier New" w:cs="Courier New" w:eastAsia="Courier New" w:hAnsi="Courier New"/>
-          <w:sz w:val="18"/>
-          <w:szCs w:val="18"/>
-        </w:rPr>
-        <w:t xml:space="preserve">            Vec3::new(-8.0, 6.0, -8.0),</w:t>
-      </w:r>
-    </w:p>
-    <w:p>
-      <w:pPr>
-        <w:pStyle w:val="Code"/>
-      </w:pPr>
-      <w:r>
-        <w:rPr>
-          <w:rFonts w:ascii="Courier New" w:cs="Courier New" w:eastAsia="Courier New" w:hAnsi="Courier New"/>
-          <w:sz w:val="18"/>
-          <w:szCs w:val="18"/>
-        </w:rPr>
-        <w:t xml:space="preserve">            Vec3::new(-8.0, 6.0, 8.0),</w:t>
-      </w:r>
-    </w:p>
-    <w:p>
-      <w:pPr>
-        <w:pStyle w:val="Code"/>
-      </w:pPr>
-      <w:r>
-        <w:rPr>
-          <w:rFonts w:ascii="Courier New" w:cs="Courier New" w:eastAsia="Courier New" w:hAnsi="Courier New"/>
-          <w:sz w:val="18"/>
-          <w:szCs w:val="18"/>
-        </w:rPr>
-        <w:t xml:space="preserve">        ] {</w:t>
-      </w:r>
-    </w:p>
-    <w:p>
-      <w:pPr>
-        <w:pStyle w:val="Code"/>
-      </w:pPr>
-      <w:r>
-        <w:rPr>
-          <w:rFonts w:ascii="Courier New" w:cs="Courier New" w:eastAsia="Courier New" w:hAnsi="Courier New"/>
-          <w:sz w:val="18"/>
-          <w:szCs w:val="18"/>
-        </w:rPr>
-        <w:t xml:space="preserve">            let camera = CameraRig::new(start);</w:t>
-      </w:r>
-    </w:p>
-    <w:p>
-      <w:pPr>
-        <w:pStyle w:val="Code"/>
-      </w:pPr>
-      <w:r>
-        <w:rPr>
-          <w:rFonts w:ascii="Courier New" w:cs="Courier New" w:eastAsia="Courier New" w:hAnsi="Courier New"/>
-          <w:sz w:val="18"/>
-          <w:szCs w:val="18"/>
-        </w:rPr>
-        <w:t xml:space="preserve">            assert!(camera.position().abs_diff_eq(start, EPS), "{start}");</w:t>
-      </w:r>
-    </w:p>
-    <w:p>
-      <w:pPr>
-        <w:pStyle w:val="Code"/>
-      </w:pPr>
-      <w:r>
-        <w:rPr>
-          <w:rFonts w:ascii="Courier New" w:cs="Courier New" w:eastAsia="Courier New" w:hAnsi="Courier New"/>
-          <w:sz w:val="18"/>
-          <w:szCs w:val="18"/>
-        </w:rPr>
-        <w:t xml:space="preserve">        }</w:t>
-      </w:r>
-    </w:p>
-    <w:p>
-      <w:pPr>
-        <w:pStyle w:val="Code"/>
-      </w:pPr>
-      <w:r>
-        <w:rPr>
-          <w:rFonts w:ascii="Courier New" w:cs="Courier New" w:eastAsia="Courier New" w:hAnsi="Courier New"/>
-          <w:sz w:val="18"/>
-          <w:szCs w:val="18"/>
-        </w:rPr>
-        <w:t xml:space="preserve">    }</w:t>
-      </w:r>
-    </w:p>
-    <w:p>
-      <w:pPr>
-        <w:pStyle w:val="Code"/>
-      </w:pPr>
-      <w:r>
-        <w:rPr>
-          <w:rFonts w:ascii="Courier New" w:cs="Courier New" w:eastAsia="Courier New" w:hAnsi="Courier New"/>
-          <w:sz w:val="18"/>
-          <w:szCs w:val="18"/>
-        </w:rPr>
-        <w:t xml:space="preserve"> </w:t>
-      </w:r>
-    </w:p>
-    <w:p>
-      <w:pPr>
-        <w:pStyle w:val="Code"/>
-      </w:pPr>
-      <w:r>
-        <w:rPr>
-          <w:rFonts w:ascii="Courier New" w:cs="Courier New" w:eastAsia="Courier New" w:hAnsi="Courier New"/>
-          <w:sz w:val="18"/>
-          <w:szCs w:val="18"/>
-        </w:rPr>
-        <w:t xml:space="preserve">    #[test]</w:t>
-      </w:r>
-    </w:p>
-    <w:p>
-      <w:pPr>
-        <w:pStyle w:val="Code"/>
-      </w:pPr>
-      <w:r>
-        <w:rPr>
-          <w:rFonts w:ascii="Courier New" w:cs="Courier New" w:eastAsia="Courier New" w:hAnsi="Courier New"/>
-          <w:sz w:val="18"/>
-          <w:szCs w:val="18"/>
-        </w:rPr>
-        <w:t xml:space="preserve">    fn degenerate_positions_do_not_produce_nan() {</w:t>
-      </w:r>
-    </w:p>
-    <w:p>
-      <w:pPr>
-        <w:pStyle w:val="Code"/>
-      </w:pPr>
-      <w:r>
-        <w:rPr>
-          <w:rFonts w:ascii="Courier New" w:cs="Courier New" w:eastAsia="Courier New" w:hAnsi="Courier New"/>
-          <w:sz w:val="18"/>
-          <w:szCs w:val="18"/>
-        </w:rPr>
-        <w:t xml:space="preserve">        let zero = CameraRig::new(Vec3::ZERO);</w:t>
-      </w:r>
-    </w:p>
-    <w:p>
-      <w:pPr>
-        <w:pStyle w:val="Code"/>
-      </w:pPr>
-      <w:r>
-        <w:rPr>
-          <w:rFonts w:ascii="Courier New" w:cs="Courier New" w:eastAsia="Courier New" w:hAnsi="Courier New"/>
-          <w:sz w:val="18"/>
-          <w:szCs w:val="18"/>
-        </w:rPr>
-        <w:t xml:space="preserve">        assert!(zero.position().is_finite());</w:t>
-      </w:r>
-    </w:p>
-    <w:p>
-      <w:pPr>
-        <w:pStyle w:val="Code"/>
-      </w:pPr>
-      <w:r>
-        <w:rPr>
-          <w:rFonts w:ascii="Courier New" w:cs="Courier New" w:eastAsia="Courier New" w:hAnsi="Courier New"/>
-          <w:sz w:val="18"/>
-          <w:szCs w:val="18"/>
-        </w:rPr>
-        <w:t xml:space="preserve">        assert!((zero.radius - MIN_RADIUS).abs() &lt; EPS);</w:t>
-      </w:r>
-    </w:p>
-    <w:p>
-      <w:pPr>
-        <w:pStyle w:val="Code"/>
-      </w:pPr>
-      <w:r>
-        <w:rPr>
-          <w:rFonts w:ascii="Courier New" w:cs="Courier New" w:eastAsia="Courier New" w:hAnsi="Courier New"/>
-          <w:sz w:val="18"/>
-          <w:szCs w:val="18"/>
-        </w:rPr>
-        <w:t xml:space="preserve">        let above = CameraRig::new(Vec3::new(0.0, 20.0, 0.0));</w:t>
-      </w:r>
-    </w:p>
-    <w:p>
-      <w:pPr>
-        <w:pStyle w:val="Code"/>
-      </w:pPr>
-      <w:r>
-        <w:rPr>
-          <w:rFonts w:ascii="Courier New" w:cs="Courier New" w:eastAsia="Courier New" w:hAnsi="Courier New"/>
-          <w:sz w:val="18"/>
-          <w:szCs w:val="18"/>
-        </w:rPr>
-        <w:t xml:space="preserve">        assert!(above.position().is_finite());</w:t>
-      </w:r>
-    </w:p>
-    <w:p>
-      <w:pPr>
-        <w:pStyle w:val="Code"/>
-      </w:pPr>
-      <w:r>
-        <w:rPr>
-          <w:rFonts w:ascii="Courier New" w:cs="Courier New" w:eastAsia="Courier New" w:hAnsi="Courier New"/>
-          <w:sz w:val="18"/>
-          <w:szCs w:val="18"/>
-        </w:rPr>
-        <w:t xml:space="preserve">        assert!((above.angle_y_deg - MAX_ANGLE_Y_DEG).abs() &lt; EPS);</w:t>
-      </w:r>
-    </w:p>
-    <w:p>
-      <w:pPr>
-        <w:pStyle w:val="Code"/>
-      </w:pPr>
-      <w:r>
-        <w:rPr>
-          <w:rFonts w:ascii="Courier New" w:cs="Courier New" w:eastAsia="Courier New" w:hAnsi="Courier New"/>
-          <w:sz w:val="18"/>
-          <w:szCs w:val="18"/>
-        </w:rPr>
-        <w:t xml:space="preserve">    }</w:t>
-      </w:r>
-    </w:p>
-    <w:p>
-      <w:pPr>
-        <w:pStyle w:val="Code"/>
-      </w:pPr>
-      <w:r>
-        <w:rPr>
-          <w:rFonts w:ascii="Courier New" w:cs="Courier New" w:eastAsia="Courier New" w:hAnsi="Courier New"/>
-          <w:sz w:val="18"/>
-          <w:szCs w:val="18"/>
-        </w:rPr>
-        <w:t xml:space="preserve"> </w:t>
-      </w:r>
-    </w:p>
-    <w:p>
-      <w:pPr>
-        <w:pStyle w:val="Code"/>
-      </w:pPr>
-      <w:r>
-        <w:rPr>
-          <w:rFonts w:ascii="Courier New" w:cs="Courier New" w:eastAsia="Courier New" w:hAnsi="Courier New"/>
-          <w:sz w:val="18"/>
-          <w:szCs w:val="18"/>
-        </w:rPr>
-        <w:t xml:space="preserve">    #[test]</w:t>
-      </w:r>
-    </w:p>
-    <w:p>
-      <w:pPr>
-        <w:pStyle w:val="Code"/>
-      </w:pPr>
-      <w:r>
-        <w:rPr>
-          <w:rFonts w:ascii="Courier New" w:cs="Courier New" w:eastAsia="Courier New" w:hAnsi="Courier New"/>
-          <w:sz w:val="18"/>
-          <w:szCs w:val="18"/>
-        </w:rPr>
-        <w:t xml:space="preserve">    fn left_right_keeps_distance_and_height() {</w:t>
-      </w:r>
-    </w:p>
-    <w:p>
-      <w:pPr>
-        <w:pStyle w:val="Code"/>
-      </w:pPr>
-      <w:r>
-        <w:rPr>
-          <w:rFonts w:ascii="Courier New" w:cs="Courier New" w:eastAsia="Courier New" w:hAnsi="Courier New"/>
-          <w:sz w:val="18"/>
-          <w:szCs w:val="18"/>
-        </w:rPr>
-        <w:t xml:space="preserve">        let mut camera = CameraRig::new(Vec3::new(10.0, 15.0, 17.5));</w:t>
-      </w:r>
-    </w:p>
-    <w:p>
-      <w:pPr>
-        <w:pStyle w:val="Code"/>
-      </w:pPr>
-      <w:r>
-        <w:rPr>
-          <w:rFonts w:ascii="Courier New" w:cs="Courier New" w:eastAsia="Courier New" w:hAnsi="Courier New"/>
-          <w:sz w:val="18"/>
-          <w:szCs w:val="18"/>
-        </w:rPr>
-        <w:t xml:space="preserve">        let before = camera.position();</w:t>
-      </w:r>
-    </w:p>
-    <w:p>
-      <w:pPr>
-        <w:pStyle w:val="Code"/>
-      </w:pPr>
-      <w:r>
-        <w:rPr>
-          <w:rFonts w:ascii="Courier New" w:cs="Courier New" w:eastAsia="Courier New" w:hAnsi="Courier New"/>
-          <w:sz w:val="18"/>
-          <w:szCs w:val="18"/>
-        </w:rPr>
-        <w:t xml:space="preserve">        camera.rotate_left_right(-400.0);</w:t>
-      </w:r>
-    </w:p>
-    <w:p>
-      <w:pPr>
-        <w:pStyle w:val="Code"/>
-      </w:pPr>
-      <w:r>
-        <w:rPr>
-          <w:rFonts w:ascii="Courier New" w:cs="Courier New" w:eastAsia="Courier New" w:hAnsi="Courier New"/>
-          <w:sz w:val="18"/>
-          <w:szCs w:val="18"/>
-        </w:rPr>
-        <w:t xml:space="preserve">        assert!((0.0..360.0).contains(&amp;camera.angle_x_deg));</w:t>
-      </w:r>
-    </w:p>
-    <w:p>
-      <w:pPr>
-        <w:pStyle w:val="Code"/>
-      </w:pPr>
-      <w:r>
-        <w:rPr>
-          <w:rFonts w:ascii="Courier New" w:cs="Courier New" w:eastAsia="Courier New" w:hAnsi="Courier New"/>
-          <w:sz w:val="18"/>
-          <w:szCs w:val="18"/>
-        </w:rPr>
-        <w:t xml:space="preserve">        assert!((camera.position().length() - before.length()).abs() &lt; EPS);</w:t>
-      </w:r>
-    </w:p>
-    <w:p>
-      <w:pPr>
-        <w:pStyle w:val="Code"/>
-      </w:pPr>
-      <w:r>
-        <w:rPr>
-          <w:rFonts w:ascii="Courier New" w:cs="Courier New" w:eastAsia="Courier New" w:hAnsi="Courier New"/>
-          <w:sz w:val="18"/>
-          <w:szCs w:val="18"/>
-        </w:rPr>
-        <w:t xml:space="preserve">        assert!((camera.position().y - before.y).abs() &lt; EPS);</w:t>
-      </w:r>
-    </w:p>
-    <w:p>
-      <w:pPr>
-        <w:pStyle w:val="Code"/>
-      </w:pPr>
-      <w:r>
-        <w:rPr>
-          <w:rFonts w:ascii="Courier New" w:cs="Courier New" w:eastAsia="Courier New" w:hAnsi="Courier New"/>
-          <w:sz w:val="18"/>
-          <w:szCs w:val="18"/>
-        </w:rPr>
-        <w:t xml:space="preserve">    }</w:t>
-      </w:r>
-    </w:p>
-    <w:p>
-      <w:pPr>
-        <w:pStyle w:val="Code"/>
-      </w:pPr>
-      <w:r>
-        <w:rPr>
-          <w:rFonts w:ascii="Courier New" w:cs="Courier New" w:eastAsia="Courier New" w:hAnsi="Courier New"/>
-          <w:sz w:val="18"/>
-          <w:szCs w:val="18"/>
-        </w:rPr>
-        <w:t xml:space="preserve"> </w:t>
-      </w:r>
-    </w:p>
-    <w:p>
-      <w:pPr>
-        <w:pStyle w:val="Code"/>
-      </w:pPr>
-      <w:r>
-        <w:rPr>
-          <w:rFonts w:ascii="Courier New" w:cs="Courier New" w:eastAsia="Courier New" w:hAnsi="Courier New"/>
-          <w:sz w:val="18"/>
-          <w:szCs w:val="18"/>
-        </w:rPr>
-        <w:t xml:space="preserve">    #[test]</w:t>
-      </w:r>
-    </w:p>
-    <w:p>
-      <w:pPr>
-        <w:pStyle w:val="Code"/>
-      </w:pPr>
-      <w:r>
-        <w:rPr>
-          <w:rFonts w:ascii="Courier New" w:cs="Courier New" w:eastAsia="Courier New" w:hAnsi="Courier New"/>
-          <w:sz w:val="18"/>
-          <w:szCs w:val="18"/>
-        </w:rPr>
-        <w:t xml:space="preserve">    fn elevation_and_distance_are_clamped() {</w:t>
-      </w:r>
-    </w:p>
-    <w:p>
-      <w:pPr>
-        <w:pStyle w:val="Code"/>
-      </w:pPr>
-      <w:r>
-        <w:rPr>
-          <w:rFonts w:ascii="Courier New" w:cs="Courier New" w:eastAsia="Courier New" w:hAnsi="Courier New"/>
-          <w:sz w:val="18"/>
-          <w:szCs w:val="18"/>
-        </w:rPr>
-        <w:t xml:space="preserve">        let mut camera = CameraRig::new(Vec3::new(10.0, 15.0, 17.5));</w:t>
-      </w:r>
-    </w:p>
-    <w:p>
-      <w:pPr>
-        <w:pStyle w:val="Code"/>
-      </w:pPr>
-      <w:r>
-        <w:rPr>
-          <w:rFonts w:ascii="Courier New" w:cs="Courier New" w:eastAsia="Courier New" w:hAnsi="Courier New"/>
-          <w:sz w:val="18"/>
-          <w:szCs w:val="18"/>
-        </w:rPr>
-        <w:t xml:space="preserve">        camera.rotate_up_down(1000.0);</w:t>
-      </w:r>
-    </w:p>
-    <w:p>
-      <w:pPr>
-        <w:pStyle w:val="Code"/>
-      </w:pPr>
-      <w:r>
-        <w:rPr>
-          <w:rFonts w:ascii="Courier New" w:cs="Courier New" w:eastAsia="Courier New" w:hAnsi="Courier New"/>
-          <w:sz w:val="18"/>
-          <w:szCs w:val="18"/>
-        </w:rPr>
-        <w:t xml:space="preserve">        assert!((camera.angle_y_deg - MAX_ANGLE_Y_DEG).abs() &lt; EPS);</w:t>
-      </w:r>
-    </w:p>
-    <w:p>
-      <w:pPr>
-        <w:pStyle w:val="Code"/>
-      </w:pPr>
-      <w:r>
-        <w:rPr>
-          <w:rFonts w:ascii="Courier New" w:cs="Courier New" w:eastAsia="Courier New" w:hAnsi="Courier New"/>
-          <w:sz w:val="18"/>
-          <w:szCs w:val="18"/>
-        </w:rPr>
-        <w:t xml:space="preserve">        camera.rotate_up_down(-1000.0);</w:t>
-      </w:r>
-    </w:p>
-    <w:p>
-      <w:pPr>
-        <w:pStyle w:val="Code"/>
-      </w:pPr>
-      <w:r>
-        <w:rPr>
-          <w:rFonts w:ascii="Courier New" w:cs="Courier New" w:eastAsia="Courier New" w:hAnsi="Courier New"/>
-          <w:sz w:val="18"/>
-          <w:szCs w:val="18"/>
-        </w:rPr>
-        <w:t xml:space="preserve">        assert!((camera.angle_y_deg - MIN_ANGLE_Y_DEG).abs() &lt; EPS);</w:t>
-      </w:r>
-    </w:p>
-    <w:p>
-      <w:pPr>
-        <w:pStyle w:val="Code"/>
-      </w:pPr>
-      <w:r>
-        <w:rPr>
-          <w:rFonts w:ascii="Courier New" w:cs="Courier New" w:eastAsia="Courier New" w:hAnsi="Courier New"/>
-          <w:sz w:val="18"/>
-          <w:szCs w:val="18"/>
-        </w:rPr>
-        <w:t xml:space="preserve">        assert!(</w:t>
-      </w:r>
-    </w:p>
-    <w:p>
-      <w:pPr>
-        <w:pStyle w:val="Code"/>
-      </w:pPr>
-      <w:r>
-        <w:rPr>
-          <w:rFonts w:ascii="Courier New" w:cs="Courier New" w:eastAsia="Courier New" w:hAnsi="Courier New"/>
-          <w:sz w:val="18"/>
-          <w:szCs w:val="18"/>
-        </w:rPr>
-        <w:t xml:space="preserve">            camera.position().y &gt; 0.0,</w:t>
-      </w:r>
-    </w:p>
-    <w:p>
-      <w:pPr>
-        <w:pStyle w:val="Code"/>
-      </w:pPr>
-      <w:r>
-        <w:rPr>
-          <w:rFonts w:ascii="Courier New" w:cs="Courier New" w:eastAsia="Courier New" w:hAnsi="Courier New"/>
-          <w:sz w:val="18"/>
-          <w:szCs w:val="18"/>
-        </w:rPr>
-        <w:t xml:space="preserve">            "камера не опускается ниже плоскости"</w:t>
-      </w:r>
-    </w:p>
-    <w:p>
-      <w:pPr>
-        <w:pStyle w:val="Code"/>
-      </w:pPr>
-      <w:r>
-        <w:rPr>
-          <w:rFonts w:ascii="Courier New" w:cs="Courier New" w:eastAsia="Courier New" w:hAnsi="Courier New"/>
-          <w:sz w:val="18"/>
-          <w:szCs w:val="18"/>
-        </w:rPr>
-        <w:t xml:space="preserve">        );</w:t>
-      </w:r>
-    </w:p>
-    <w:p>
-      <w:pPr>
-        <w:pStyle w:val="Code"/>
-      </w:pPr>
-      <w:r>
-        <w:rPr>
-          <w:rFonts w:ascii="Courier New" w:cs="Courier New" w:eastAsia="Courier New" w:hAnsi="Courier New"/>
-          <w:sz w:val="18"/>
-          <w:szCs w:val="18"/>
-        </w:rPr>
-        <w:t xml:space="preserve">        camera.zoom_in_out(-1000.0);</w:t>
-      </w:r>
-    </w:p>
-    <w:p>
-      <w:pPr>
-        <w:pStyle w:val="Code"/>
-      </w:pPr>
-      <w:r>
-        <w:rPr>
-          <w:rFonts w:ascii="Courier New" w:cs="Courier New" w:eastAsia="Courier New" w:hAnsi="Courier New"/>
-          <w:sz w:val="18"/>
-          <w:szCs w:val="18"/>
-        </w:rPr>
-        <w:t xml:space="preserve">        assert!((camera.position().length() - MIN_RADIUS).abs() &lt; EPS);</w:t>
-      </w:r>
-    </w:p>
-    <w:p>
-      <w:pPr>
-        <w:pStyle w:val="Code"/>
-      </w:pPr>
-      <w:r>
-        <w:rPr>
-          <w:rFonts w:ascii="Courier New" w:cs="Courier New" w:eastAsia="Courier New" w:hAnsi="Courier New"/>
-          <w:sz w:val="18"/>
-          <w:szCs w:val="18"/>
-        </w:rPr>
-        <w:t xml:space="preserve">        camera.zoom_in_out(1000.0);</w:t>
-      </w:r>
-    </w:p>
-    <w:p>
-      <w:pPr>
-        <w:pStyle w:val="Code"/>
-      </w:pPr>
-      <w:r>
-        <w:rPr>
-          <w:rFonts w:ascii="Courier New" w:cs="Courier New" w:eastAsia="Courier New" w:hAnsi="Courier New"/>
-          <w:sz w:val="18"/>
-          <w:szCs w:val="18"/>
-        </w:rPr>
-        <w:t xml:space="preserve">        assert!((camera.position().length() - MAX_RADIUS).abs() &lt; EPS);</w:t>
-      </w:r>
-    </w:p>
-    <w:p>
-      <w:pPr>
-        <w:pStyle w:val="Code"/>
-      </w:pPr>
-      <w:r>
-        <w:rPr>
-          <w:rFonts w:ascii="Courier New" w:cs="Courier New" w:eastAsia="Courier New" w:hAnsi="Courier New"/>
-          <w:sz w:val="18"/>
-          <w:szCs w:val="18"/>
-        </w:rPr>
-        <w:t xml:space="preserve">    }</w:t>
-      </w:r>
-    </w:p>
-    <w:p>
-      <w:pPr>
-        <w:pStyle w:val="Code"/>
-      </w:pPr>
-      <w:r>
-        <w:rPr>
-          <w:rFonts w:ascii="Courier New" w:cs="Courier New" w:eastAsia="Courier New" w:hAnsi="Courier New"/>
-          <w:sz w:val="18"/>
-          <w:szCs w:val="18"/>
-        </w:rPr>
-        <w:t xml:space="preserve"> </w:t>
-      </w:r>
-    </w:p>
-    <w:p>
-      <w:pPr>
-        <w:pStyle w:val="Code"/>
-      </w:pPr>
-      <w:r>
-        <w:rPr>
-          <w:rFonts w:ascii="Courier New" w:cs="Courier New" w:eastAsia="Courier New" w:hAnsi="Courier New"/>
-          <w:sz w:val="18"/>
-          <w:szCs w:val="18"/>
-        </w:rPr>
-        <w:t xml:space="preserve">    #[test]</w:t>
-      </w:r>
-    </w:p>
-    <w:p>
-      <w:pPr>
-        <w:pStyle w:val="Code"/>
-      </w:pPr>
-      <w:r>
-        <w:rPr>
-          <w:rFonts w:ascii="Courier New" w:cs="Courier New" w:eastAsia="Courier New" w:hAnsi="Courier New"/>
-          <w:sz w:val="18"/>
-          <w:szCs w:val="18"/>
-        </w:rPr>
-        <w:t xml:space="preserve">    fn transform_looks_at_scene_center() {</w:t>
-      </w:r>
-    </w:p>
-    <w:p>
-      <w:pPr>
-        <w:pStyle w:val="Code"/>
-      </w:pPr>
-      <w:r>
-        <w:rPr>
-          <w:rFonts w:ascii="Courier New" w:cs="Courier New" w:eastAsia="Courier New" w:hAnsi="Courier New"/>
-          <w:sz w:val="18"/>
-          <w:szCs w:val="18"/>
-        </w:rPr>
-        <w:t xml:space="preserve">        let camera = CameraRig::new(Vec3::new(10.0, 15.0, 17.5));</w:t>
-      </w:r>
-    </w:p>
-    <w:p>
-      <w:pPr>
-        <w:pStyle w:val="Code"/>
-      </w:pPr>
-      <w:r>
-        <w:rPr>
-          <w:rFonts w:ascii="Courier New" w:cs="Courier New" w:eastAsia="Courier New" w:hAnsi="Courier New"/>
-          <w:sz w:val="18"/>
-          <w:szCs w:val="18"/>
-        </w:rPr>
-        <w:t xml:space="preserve">        let transform = camera.transform();</w:t>
-      </w:r>
-    </w:p>
-    <w:p>
-      <w:pPr>
-        <w:pStyle w:val="Code"/>
-      </w:pPr>
-      <w:r>
-        <w:rPr>
-          <w:rFonts w:ascii="Courier New" w:cs="Courier New" w:eastAsia="Courier New" w:hAnsi="Courier New"/>
-          <w:sz w:val="18"/>
-          <w:szCs w:val="18"/>
-        </w:rPr>
-        <w:t xml:space="preserve">        let to_center = -camera.position().normalize();</w:t>
-      </w:r>
-    </w:p>
-    <w:p>
-      <w:pPr>
-        <w:pStyle w:val="Code"/>
-      </w:pPr>
-      <w:r>
-        <w:rPr>
-          <w:rFonts w:ascii="Courier New" w:cs="Courier New" w:eastAsia="Courier New" w:hAnsi="Courier New"/>
-          <w:sz w:val="18"/>
-          <w:szCs w:val="18"/>
-        </w:rPr>
-        <w:t xml:space="preserve">        assert!(transform.forward().abs_diff_eq(to_center, EPS));</w:t>
-      </w:r>
-    </w:p>
-    <w:p>
-      <w:pPr>
-        <w:pStyle w:val="Code"/>
-      </w:pPr>
-      <w:r>
-        <w:rPr>
-          <w:rFonts w:ascii="Courier New" w:cs="Courier New" w:eastAsia="Courier New" w:hAnsi="Courier New"/>
-          <w:sz w:val="18"/>
-          <w:szCs w:val="18"/>
-        </w:rPr>
-        <w:t xml:space="preserve">    }</w:t>
-      </w:r>
-    </w:p>
-    <w:p>
-      <w:pPr>
-        <w:pStyle w:val="Code"/>
-      </w:pPr>
-      <w:r>
-        <w:rPr>
-          <w:rFonts w:ascii="Courier New" w:cs="Courier New" w:eastAsia="Courier New" w:hAnsi="Courier New"/>
-          <w:sz w:val="18"/>
-          <w:szCs w:val="18"/>
-        </w:rPr>
-        <w:t xml:space="preserve">}</w:t>
-      </w:r>
-    </w:p>
-    <w:p>
-      <w:pPr>
         <w:pStyle w:val="Heading2"/>
         <w:spacing w:after="100" w:before="200"/>
       </w:pPr>
@@ -7415,1072 +6557,6 @@
     </w:p>
     <w:p>
       <w:pPr>
-        <w:pStyle w:val="Code"/>
-      </w:pPr>
-      <w:r>
-        <w:rPr>
-          <w:rFonts w:ascii="Courier New" w:cs="Courier New" w:eastAsia="Courier New" w:hAnsi="Courier New"/>
-          <w:sz w:val="18"/>
-          <w:szCs w:val="18"/>
-        </w:rPr>
-        <w:t xml:space="preserve"> </w:t>
-      </w:r>
-    </w:p>
-    <w:p>
-      <w:pPr>
-        <w:pStyle w:val="Code"/>
-      </w:pPr>
-      <w:r>
-        <w:rPr>
-          <w:rFonts w:ascii="Courier New" w:cs="Courier New" w:eastAsia="Courier New" w:hAnsi="Courier New"/>
-          <w:sz w:val="18"/>
-          <w:szCs w:val="18"/>
-        </w:rPr>
-        <w:t xml:space="preserve">#[cfg(test)]</w:t>
-      </w:r>
-    </w:p>
-    <w:p>
-      <w:pPr>
-        <w:pStyle w:val="Code"/>
-      </w:pPr>
-      <w:r>
-        <w:rPr>
-          <w:rFonts w:ascii="Courier New" w:cs="Courier New" w:eastAsia="Courier New" w:hAnsi="Courier New"/>
-          <w:sz w:val="18"/>
-          <w:szCs w:val="18"/>
-        </w:rPr>
-        <w:t xml:space="preserve">mod tests {</w:t>
-      </w:r>
-    </w:p>
-    <w:p>
-      <w:pPr>
-        <w:pStyle w:val="Code"/>
-      </w:pPr>
-      <w:r>
-        <w:rPr>
-          <w:rFonts w:ascii="Courier New" w:cs="Courier New" w:eastAsia="Courier New" w:hAnsi="Courier New"/>
-          <w:sz w:val="18"/>
-          <w:szCs w:val="18"/>
-        </w:rPr>
-        <w:t xml:space="preserve">    use std::time::Duration;</w:t>
-      </w:r>
-    </w:p>
-    <w:p>
-      <w:pPr>
-        <w:pStyle w:val="Code"/>
-      </w:pPr>
-      <w:r>
-        <w:rPr>
-          <w:rFonts w:ascii="Courier New" w:cs="Courier New" w:eastAsia="Courier New" w:hAnsi="Courier New"/>
-          <w:sz w:val="18"/>
-          <w:szCs w:val="18"/>
-        </w:rPr>
-        <w:t xml:space="preserve"> </w:t>
-      </w:r>
-    </w:p>
-    <w:p>
-      <w:pPr>
-        <w:pStyle w:val="Code"/>
-      </w:pPr>
-      <w:r>
-        <w:rPr>
-          <w:rFonts w:ascii="Courier New" w:cs="Courier New" w:eastAsia="Courier New" w:hAnsi="Courier New"/>
-          <w:sz w:val="18"/>
-          <w:szCs w:val="18"/>
-        </w:rPr>
-        <w:t xml:space="preserve">    use bevy::time::TimeUpdateStrategy;</w:t>
-      </w:r>
-    </w:p>
-    <w:p>
-      <w:pPr>
-        <w:pStyle w:val="Code"/>
-      </w:pPr>
-      <w:r>
-        <w:rPr>
-          <w:rFonts w:ascii="Courier New" w:cs="Courier New" w:eastAsia="Courier New" w:hAnsi="Courier New"/>
-          <w:sz w:val="18"/>
-          <w:szCs w:val="18"/>
-        </w:rPr>
-        <w:t xml:space="preserve"> </w:t>
-      </w:r>
-    </w:p>
-    <w:p>
-      <w:pPr>
-        <w:pStyle w:val="Code"/>
-      </w:pPr>
-      <w:r>
-        <w:rPr>
-          <w:rFonts w:ascii="Courier New" w:cs="Courier New" w:eastAsia="Courier New" w:hAnsi="Courier New"/>
-          <w:sz w:val="18"/>
-          <w:szCs w:val="18"/>
-        </w:rPr>
-        <w:t xml:space="preserve">    use super::*;</w:t>
-      </w:r>
-    </w:p>
-    <w:p>
-      <w:pPr>
-        <w:pStyle w:val="Code"/>
-      </w:pPr>
-      <w:r>
-        <w:rPr>
-          <w:rFonts w:ascii="Courier New" w:cs="Courier New" w:eastAsia="Courier New" w:hAnsi="Courier New"/>
-          <w:sz w:val="18"/>
-          <w:szCs w:val="18"/>
-        </w:rPr>
-        <w:t xml:space="preserve"> </w:t>
-      </w:r>
-    </w:p>
-    <w:p>
-      <w:pPr>
-        <w:pStyle w:val="Code"/>
-      </w:pPr>
-      <w:r>
-        <w:rPr>
-          <w:rFonts w:ascii="Courier New" w:cs="Courier New" w:eastAsia="Courier New" w:hAnsi="Courier New"/>
-          <w:sz w:val="18"/>
-          <w:szCs w:val="18"/>
-        </w:rPr>
-        <w:t xml:space="preserve">    fn test_app(step_ms: u64) -&gt; App {</w:t>
-      </w:r>
-    </w:p>
-    <w:p>
-      <w:pPr>
-        <w:pStyle w:val="Code"/>
-      </w:pPr>
-      <w:r>
-        <w:rPr>
-          <w:rFonts w:ascii="Courier New" w:cs="Courier New" w:eastAsia="Courier New" w:hAnsi="Courier New"/>
-          <w:sz w:val="18"/>
-          <w:szCs w:val="18"/>
-        </w:rPr>
-        <w:t xml:space="preserve">        let mut app = App::new();</w:t>
-      </w:r>
-    </w:p>
-    <w:p>
-      <w:pPr>
-        <w:pStyle w:val="Code"/>
-      </w:pPr>
-      <w:r>
-        <w:rPr>
-          <w:rFonts w:ascii="Courier New" w:cs="Courier New" w:eastAsia="Courier New" w:hAnsi="Courier New"/>
-          <w:sz w:val="18"/>
-          <w:szCs w:val="18"/>
-        </w:rPr>
-        <w:t xml:space="preserve">        app.add_plugins(MinimalPlugins)</w:t>
-      </w:r>
-    </w:p>
-    <w:p>
-      <w:pPr>
-        <w:pStyle w:val="Code"/>
-      </w:pPr>
-      <w:r>
-        <w:rPr>
-          <w:rFonts w:ascii="Courier New" w:cs="Courier New" w:eastAsia="Courier New" w:hAnsi="Courier New"/>
-          <w:sz w:val="18"/>
-          <w:szCs w:val="18"/>
-        </w:rPr>
-        <w:t xml:space="preserve">            .init_resource::&lt;ButtonInput&lt;KeyCode&gt;&gt;()</w:t>
-      </w:r>
-    </w:p>
-    <w:p>
-      <w:pPr>
-        <w:pStyle w:val="Code"/>
-      </w:pPr>
-      <w:r>
-        <w:rPr>
-          <w:rFonts w:ascii="Courier New" w:cs="Courier New" w:eastAsia="Courier New" w:hAnsi="Courier New"/>
-          <w:sz w:val="18"/>
-          <w:szCs w:val="18"/>
-        </w:rPr>
-        <w:t xml:space="preserve">            .insert_resource(TimeUpdateStrategy::ManualDuration(Duration::from_millis(</w:t>
-      </w:r>
-    </w:p>
-    <w:p>
-      <w:pPr>
-        <w:pStyle w:val="Code"/>
-      </w:pPr>
-      <w:r>
-        <w:rPr>
-          <w:rFonts w:ascii="Courier New" w:cs="Courier New" w:eastAsia="Courier New" w:hAnsi="Courier New"/>
-          <w:sz w:val="18"/>
-          <w:szCs w:val="18"/>
-        </w:rPr>
-        <w:t xml:space="preserve">                step_ms,</w:t>
-      </w:r>
-    </w:p>
-    <w:p>
-      <w:pPr>
-        <w:pStyle w:val="Code"/>
-      </w:pPr>
-      <w:r>
-        <w:rPr>
-          <w:rFonts w:ascii="Courier New" w:cs="Courier New" w:eastAsia="Courier New" w:hAnsi="Courier New"/>
-          <w:sz w:val="18"/>
-          <w:szCs w:val="18"/>
-        </w:rPr>
-        <w:t xml:space="preserve">            )))</w:t>
-      </w:r>
-    </w:p>
-    <w:p>
-      <w:pPr>
-        <w:pStyle w:val="Code"/>
-      </w:pPr>
-      <w:r>
-        <w:rPr>
-          <w:rFonts w:ascii="Courier New" w:cs="Courier New" w:eastAsia="Courier New" w:hAnsi="Courier New"/>
-          <w:sz w:val="18"/>
-          <w:szCs w:val="18"/>
-        </w:rPr>
-        <w:t xml:space="preserve">            .insert_resource(CameraRig::new(Vec3::new(10.0, 15.0, 17.5)))</w:t>
-      </w:r>
-    </w:p>
-    <w:p>
-      <w:pPr>
-        <w:pStyle w:val="Code"/>
-      </w:pPr>
-      <w:r>
-        <w:rPr>
-          <w:rFonts w:ascii="Courier New" w:cs="Courier New" w:eastAsia="Courier New" w:hAnsi="Courier New"/>
-          <w:sz w:val="18"/>
-          <w:szCs w:val="18"/>
-        </w:rPr>
-        <w:t xml:space="preserve">            .add_systems(Update, (simulate_camera, apply_camera_transform).chain());</w:t>
-      </w:r>
-    </w:p>
-    <w:p>
-      <w:pPr>
-        <w:pStyle w:val="Code"/>
-      </w:pPr>
-      <w:r>
-        <w:rPr>
-          <w:rFonts w:ascii="Courier New" w:cs="Courier New" w:eastAsia="Courier New" w:hAnsi="Courier New"/>
-          <w:sz w:val="18"/>
-          <w:szCs w:val="18"/>
-        </w:rPr>
-        <w:t xml:space="preserve">        app.world_mut()</w:t>
-      </w:r>
-    </w:p>
-    <w:p>
-      <w:pPr>
-        <w:pStyle w:val="Code"/>
-      </w:pPr>
-      <w:r>
-        <w:rPr>
-          <w:rFonts w:ascii="Courier New" w:cs="Courier New" w:eastAsia="Courier New" w:hAnsi="Courier New"/>
-          <w:sz w:val="18"/>
-          <w:szCs w:val="18"/>
-        </w:rPr>
-        <w:t xml:space="preserve">            .spawn((Camera3d::default(), Transform::default()));</w:t>
-      </w:r>
-    </w:p>
-    <w:p>
-      <w:pPr>
-        <w:pStyle w:val="Code"/>
-      </w:pPr>
-      <w:r>
-        <w:rPr>
-          <w:rFonts w:ascii="Courier New" w:cs="Courier New" w:eastAsia="Courier New" w:hAnsi="Courier New"/>
-          <w:sz w:val="18"/>
-          <w:szCs w:val="18"/>
-        </w:rPr>
-        <w:t xml:space="preserve">        app.update();</w:t>
-      </w:r>
-    </w:p>
-    <w:p>
-      <w:pPr>
-        <w:pStyle w:val="Code"/>
-      </w:pPr>
-      <w:r>
-        <w:rPr>
-          <w:rFonts w:ascii="Courier New" w:cs="Courier New" w:eastAsia="Courier New" w:hAnsi="Courier New"/>
-          <w:sz w:val="18"/>
-          <w:szCs w:val="18"/>
-        </w:rPr>
-        <w:t xml:space="preserve">        app</w:t>
-      </w:r>
-    </w:p>
-    <w:p>
-      <w:pPr>
-        <w:pStyle w:val="Code"/>
-      </w:pPr>
-      <w:r>
-        <w:rPr>
-          <w:rFonts w:ascii="Courier New" w:cs="Courier New" w:eastAsia="Courier New" w:hAnsi="Courier New"/>
-          <w:sz w:val="18"/>
-          <w:szCs w:val="18"/>
-        </w:rPr>
-        <w:t xml:space="preserve">    }</w:t>
-      </w:r>
-    </w:p>
-    <w:p>
-      <w:pPr>
-        <w:pStyle w:val="Code"/>
-      </w:pPr>
-      <w:r>
-        <w:rPr>
-          <w:rFonts w:ascii="Courier New" w:cs="Courier New" w:eastAsia="Courier New" w:hAnsi="Courier New"/>
-          <w:sz w:val="18"/>
-          <w:szCs w:val="18"/>
-        </w:rPr>
-        <w:t xml:space="preserve"> </w:t>
-      </w:r>
-    </w:p>
-    <w:p>
-      <w:pPr>
-        <w:pStyle w:val="Code"/>
-      </w:pPr>
-      <w:r>
-        <w:rPr>
-          <w:rFonts w:ascii="Courier New" w:cs="Courier New" w:eastAsia="Courier New" w:hAnsi="Courier New"/>
-          <w:sz w:val="18"/>
-          <w:szCs w:val="18"/>
-        </w:rPr>
-        <w:t xml:space="preserve">    /// Удерживает клавишу в течение одной секунды.</w:t>
-      </w:r>
-    </w:p>
-    <w:p>
-      <w:pPr>
-        <w:pStyle w:val="Code"/>
-      </w:pPr>
-      <w:r>
-        <w:rPr>
-          <w:rFonts w:ascii="Courier New" w:cs="Courier New" w:eastAsia="Courier New" w:hAnsi="Courier New"/>
-          <w:sz w:val="18"/>
-          <w:szCs w:val="18"/>
-        </w:rPr>
-        <w:t xml:space="preserve">    fn hold_for_one_second(app: &amp;mut App, key: KeyCode, step_ms: u64) {</w:t>
-      </w:r>
-    </w:p>
-    <w:p>
-      <w:pPr>
-        <w:pStyle w:val="Code"/>
-      </w:pPr>
-      <w:r>
-        <w:rPr>
-          <w:rFonts w:ascii="Courier New" w:cs="Courier New" w:eastAsia="Courier New" w:hAnsi="Courier New"/>
-          <w:sz w:val="18"/>
-          <w:szCs w:val="18"/>
-        </w:rPr>
-        <w:t xml:space="preserve">        app.world_mut()</w:t>
-      </w:r>
-    </w:p>
-    <w:p>
-      <w:pPr>
-        <w:pStyle w:val="Code"/>
-      </w:pPr>
-      <w:r>
-        <w:rPr>
-          <w:rFonts w:ascii="Courier New" w:cs="Courier New" w:eastAsia="Courier New" w:hAnsi="Courier New"/>
-          <w:sz w:val="18"/>
-          <w:szCs w:val="18"/>
-        </w:rPr>
-        <w:t xml:space="preserve">            .resource_mut::&lt;ButtonInput&lt;KeyCode&gt;&gt;()</w:t>
-      </w:r>
-    </w:p>
-    <w:p>
-      <w:pPr>
-        <w:pStyle w:val="Code"/>
-      </w:pPr>
-      <w:r>
-        <w:rPr>
-          <w:rFonts w:ascii="Courier New" w:cs="Courier New" w:eastAsia="Courier New" w:hAnsi="Courier New"/>
-          <w:sz w:val="18"/>
-          <w:szCs w:val="18"/>
-        </w:rPr>
-        <w:t xml:space="preserve">            .press(key);</w:t>
-      </w:r>
-    </w:p>
-    <w:p>
-      <w:pPr>
-        <w:pStyle w:val="Code"/>
-      </w:pPr>
-      <w:r>
-        <w:rPr>
-          <w:rFonts w:ascii="Courier New" w:cs="Courier New" w:eastAsia="Courier New" w:hAnsi="Courier New"/>
-          <w:sz w:val="18"/>
-          <w:szCs w:val="18"/>
-        </w:rPr>
-        <w:t xml:space="preserve">        for _ in 0..(1000 / step_ms) {</w:t>
-      </w:r>
-    </w:p>
-    <w:p>
-      <w:pPr>
-        <w:pStyle w:val="Code"/>
-      </w:pPr>
-      <w:r>
-        <w:rPr>
-          <w:rFonts w:ascii="Courier New" w:cs="Courier New" w:eastAsia="Courier New" w:hAnsi="Courier New"/>
-          <w:sz w:val="18"/>
-          <w:szCs w:val="18"/>
-        </w:rPr>
-        <w:t xml:space="preserve">            app.update();</w:t>
-      </w:r>
-    </w:p>
-    <w:p>
-      <w:pPr>
-        <w:pStyle w:val="Code"/>
-      </w:pPr>
-      <w:r>
-        <w:rPr>
-          <w:rFonts w:ascii="Courier New" w:cs="Courier New" w:eastAsia="Courier New" w:hAnsi="Courier New"/>
-          <w:sz w:val="18"/>
-          <w:szCs w:val="18"/>
-        </w:rPr>
-        <w:t xml:space="preserve">        }</w:t>
-      </w:r>
-    </w:p>
-    <w:p>
-      <w:pPr>
-        <w:pStyle w:val="Code"/>
-      </w:pPr>
-      <w:r>
-        <w:rPr>
-          <w:rFonts w:ascii="Courier New" w:cs="Courier New" w:eastAsia="Courier New" w:hAnsi="Courier New"/>
-          <w:sz w:val="18"/>
-          <w:szCs w:val="18"/>
-        </w:rPr>
-        <w:t xml:space="preserve">        app.world_mut()</w:t>
-      </w:r>
-    </w:p>
-    <w:p>
-      <w:pPr>
-        <w:pStyle w:val="Code"/>
-      </w:pPr>
-      <w:r>
-        <w:rPr>
-          <w:rFonts w:ascii="Courier New" w:cs="Courier New" w:eastAsia="Courier New" w:hAnsi="Courier New"/>
-          <w:sz w:val="18"/>
-          <w:szCs w:val="18"/>
-        </w:rPr>
-        <w:t xml:space="preserve">            .resource_mut::&lt;ButtonInput&lt;KeyCode&gt;&gt;()</w:t>
-      </w:r>
-    </w:p>
-    <w:p>
-      <w:pPr>
-        <w:pStyle w:val="Code"/>
-      </w:pPr>
-      <w:r>
-        <w:rPr>
-          <w:rFonts w:ascii="Courier New" w:cs="Courier New" w:eastAsia="Courier New" w:hAnsi="Courier New"/>
-          <w:sz w:val="18"/>
-          <w:szCs w:val="18"/>
-        </w:rPr>
-        <w:t xml:space="preserve">            .release(key);</w:t>
-      </w:r>
-    </w:p>
-    <w:p>
-      <w:pPr>
-        <w:pStyle w:val="Code"/>
-      </w:pPr>
-      <w:r>
-        <w:rPr>
-          <w:rFonts w:ascii="Courier New" w:cs="Courier New" w:eastAsia="Courier New" w:hAnsi="Courier New"/>
-          <w:sz w:val="18"/>
-          <w:szCs w:val="18"/>
-        </w:rPr>
-        <w:t xml:space="preserve">    }</w:t>
-      </w:r>
-    </w:p>
-    <w:p>
-      <w:pPr>
-        <w:pStyle w:val="Code"/>
-      </w:pPr>
-      <w:r>
-        <w:rPr>
-          <w:rFonts w:ascii="Courier New" w:cs="Courier New" w:eastAsia="Courier New" w:hAnsi="Courier New"/>
-          <w:sz w:val="18"/>
-          <w:szCs w:val="18"/>
-        </w:rPr>
-        <w:t xml:space="preserve"> </w:t>
-      </w:r>
-    </w:p>
-    <w:p>
-      <w:pPr>
-        <w:pStyle w:val="Code"/>
-      </w:pPr>
-      <w:r>
-        <w:rPr>
-          <w:rFonts w:ascii="Courier New" w:cs="Courier New" w:eastAsia="Courier New" w:hAnsi="Courier New"/>
-          <w:sz w:val="18"/>
-          <w:szCs w:val="18"/>
-        </w:rPr>
-        <w:t xml:space="preserve">    fn horizontal_angle(position: Vec3) -&gt; f32 {</w:t>
-      </w:r>
-    </w:p>
-    <w:p>
-      <w:pPr>
-        <w:pStyle w:val="Code"/>
-      </w:pPr>
-      <w:r>
-        <w:rPr>
-          <w:rFonts w:ascii="Courier New" w:cs="Courier New" w:eastAsia="Courier New" w:hAnsi="Courier New"/>
-          <w:sz w:val="18"/>
-          <w:szCs w:val="18"/>
-        </w:rPr>
-        <w:t xml:space="preserve">        position.z.atan2(position.x).to_degrees().rem_euclid(360.0)</w:t>
-      </w:r>
-    </w:p>
-    <w:p>
-      <w:pPr>
-        <w:pStyle w:val="Code"/>
-      </w:pPr>
-      <w:r>
-        <w:rPr>
-          <w:rFonts w:ascii="Courier New" w:cs="Courier New" w:eastAsia="Courier New" w:hAnsi="Courier New"/>
-          <w:sz w:val="18"/>
-          <w:szCs w:val="18"/>
-        </w:rPr>
-        <w:t xml:space="preserve">    }</w:t>
-      </w:r>
-    </w:p>
-    <w:p>
-      <w:pPr>
-        <w:pStyle w:val="Code"/>
-      </w:pPr>
-      <w:r>
-        <w:rPr>
-          <w:rFonts w:ascii="Courier New" w:cs="Courier New" w:eastAsia="Courier New" w:hAnsi="Courier New"/>
-          <w:sz w:val="18"/>
-          <w:szCs w:val="18"/>
-        </w:rPr>
-        <w:t xml:space="preserve"> </w:t>
-      </w:r>
-    </w:p>
-    <w:p>
-      <w:pPr>
-        <w:pStyle w:val="Code"/>
-      </w:pPr>
-      <w:r>
-        <w:rPr>
-          <w:rFonts w:ascii="Courier New" w:cs="Courier New" w:eastAsia="Courier New" w:hAnsi="Courier New"/>
-          <w:sz w:val="18"/>
-          <w:szCs w:val="18"/>
-        </w:rPr>
-        <w:t xml:space="preserve">    #[test]</w:t>
-      </w:r>
-    </w:p>
-    <w:p>
-      <w:pPr>
-        <w:pStyle w:val="Code"/>
-      </w:pPr>
-      <w:r>
-        <w:rPr>
-          <w:rFonts w:ascii="Courier New" w:cs="Courier New" w:eastAsia="Courier New" w:hAnsi="Courier New"/>
-          <w:sz w:val="18"/>
-          <w:szCs w:val="18"/>
-        </w:rPr>
-        <w:t xml:space="preserve">    fn rotation_speed_is_90_degrees_per_second_at_any_fps() {</w:t>
-      </w:r>
-    </w:p>
-    <w:p>
-      <w:pPr>
-        <w:pStyle w:val="Code"/>
-      </w:pPr>
-      <w:r>
-        <w:rPr>
-          <w:rFonts w:ascii="Courier New" w:cs="Courier New" w:eastAsia="Courier New" w:hAnsi="Courier New"/>
-          <w:sz w:val="18"/>
-          <w:szCs w:val="18"/>
-        </w:rPr>
-        <w:t xml:space="preserve">        for step_ms in [20, 50, 100] {</w:t>
-      </w:r>
-    </w:p>
-    <w:p>
-      <w:pPr>
-        <w:pStyle w:val="Code"/>
-      </w:pPr>
-      <w:r>
-        <w:rPr>
-          <w:rFonts w:ascii="Courier New" w:cs="Courier New" w:eastAsia="Courier New" w:hAnsi="Courier New"/>
-          <w:sz w:val="18"/>
-          <w:szCs w:val="18"/>
-        </w:rPr>
-        <w:t xml:space="preserve">            let mut app = test_app(step_ms);</w:t>
-      </w:r>
-    </w:p>
-    <w:p>
-      <w:pPr>
-        <w:pStyle w:val="Code"/>
-      </w:pPr>
-      <w:r>
-        <w:rPr>
-          <w:rFonts w:ascii="Courier New" w:cs="Courier New" w:eastAsia="Courier New" w:hAnsi="Courier New"/>
-          <w:sz w:val="18"/>
-          <w:szCs w:val="18"/>
-        </w:rPr>
-        <w:t xml:space="preserve">            let before = horizontal_angle(app.world().resource::&lt;CameraRig&gt;().position());</w:t>
-      </w:r>
-    </w:p>
-    <w:p>
-      <w:pPr>
-        <w:pStyle w:val="Code"/>
-      </w:pPr>
-      <w:r>
-        <w:rPr>
-          <w:rFonts w:ascii="Courier New" w:cs="Courier New" w:eastAsia="Courier New" w:hAnsi="Courier New"/>
-          <w:sz w:val="18"/>
-          <w:szCs w:val="18"/>
-        </w:rPr>
-        <w:t xml:space="preserve">            hold_for_one_second(&amp;mut app, KeyCode::ArrowLeft, step_ms);</w:t>
-      </w:r>
-    </w:p>
-    <w:p>
-      <w:pPr>
-        <w:pStyle w:val="Code"/>
-      </w:pPr>
-      <w:r>
-        <w:rPr>
-          <w:rFonts w:ascii="Courier New" w:cs="Courier New" w:eastAsia="Courier New" w:hAnsi="Courier New"/>
-          <w:sz w:val="18"/>
-          <w:szCs w:val="18"/>
-        </w:rPr>
-        <w:t xml:space="preserve">            let after = horizontal_angle(app.world().resource::&lt;CameraRig&gt;().position());</w:t>
-      </w:r>
-    </w:p>
-    <w:p>
-      <w:pPr>
-        <w:pStyle w:val="Code"/>
-      </w:pPr>
-      <w:r>
-        <w:rPr>
-          <w:rFonts w:ascii="Courier New" w:cs="Courier New" w:eastAsia="Courier New" w:hAnsi="Courier New"/>
-          <w:sz w:val="18"/>
-          <w:szCs w:val="18"/>
-        </w:rPr>
-        <w:t xml:space="preserve">            assert!((after - before - 90.0).abs() &lt; 0.01, "шаг {step_ms} мс");</w:t>
-      </w:r>
-    </w:p>
-    <w:p>
-      <w:pPr>
-        <w:pStyle w:val="Code"/>
-      </w:pPr>
-      <w:r>
-        <w:rPr>
-          <w:rFonts w:ascii="Courier New" w:cs="Courier New" w:eastAsia="Courier New" w:hAnsi="Courier New"/>
-          <w:sz w:val="18"/>
-          <w:szCs w:val="18"/>
-        </w:rPr>
-        <w:t xml:space="preserve">        }</w:t>
-      </w:r>
-    </w:p>
-    <w:p>
-      <w:pPr>
-        <w:pStyle w:val="Code"/>
-      </w:pPr>
-      <w:r>
-        <w:rPr>
-          <w:rFonts w:ascii="Courier New" w:cs="Courier New" w:eastAsia="Courier New" w:hAnsi="Courier New"/>
-          <w:sz w:val="18"/>
-          <w:szCs w:val="18"/>
-        </w:rPr>
-        <w:t xml:space="preserve">    }</w:t>
-      </w:r>
-    </w:p>
-    <w:p>
-      <w:pPr>
-        <w:pStyle w:val="Code"/>
-      </w:pPr>
-      <w:r>
-        <w:rPr>
-          <w:rFonts w:ascii="Courier New" w:cs="Courier New" w:eastAsia="Courier New" w:hAnsi="Courier New"/>
-          <w:sz w:val="18"/>
-          <w:szCs w:val="18"/>
-        </w:rPr>
-        <w:t xml:space="preserve"> </w:t>
-      </w:r>
-    </w:p>
-    <w:p>
-      <w:pPr>
-        <w:pStyle w:val="Code"/>
-      </w:pPr>
-      <w:r>
-        <w:rPr>
-          <w:rFonts w:ascii="Courier New" w:cs="Courier New" w:eastAsia="Courier New" w:hAnsi="Courier New"/>
-          <w:sz w:val="18"/>
-          <w:szCs w:val="18"/>
-        </w:rPr>
-        <w:t xml:space="preserve">    #[test]</w:t>
-      </w:r>
-    </w:p>
-    <w:p>
-      <w:pPr>
-        <w:pStyle w:val="Code"/>
-      </w:pPr>
-      <w:r>
-        <w:rPr>
-          <w:rFonts w:ascii="Courier New" w:cs="Courier New" w:eastAsia="Courier New" w:hAnsi="Courier New"/>
-          <w:sz w:val="18"/>
-          <w:szCs w:val="18"/>
-        </w:rPr>
-        <w:t xml:space="preserve">    fn zoom_speed_is_25_units_per_second() {</w:t>
-      </w:r>
-    </w:p>
-    <w:p>
-      <w:pPr>
-        <w:pStyle w:val="Code"/>
-      </w:pPr>
-      <w:r>
-        <w:rPr>
-          <w:rFonts w:ascii="Courier New" w:cs="Courier New" w:eastAsia="Courier New" w:hAnsi="Courier New"/>
-          <w:sz w:val="18"/>
-          <w:szCs w:val="18"/>
-        </w:rPr>
-        <w:t xml:space="preserve">        let mut app = test_app(50);</w:t>
-      </w:r>
-    </w:p>
-    <w:p>
-      <w:pPr>
-        <w:pStyle w:val="Code"/>
-      </w:pPr>
-      <w:r>
-        <w:rPr>
-          <w:rFonts w:ascii="Courier New" w:cs="Courier New" w:eastAsia="Courier New" w:hAnsi="Courier New"/>
-          <w:sz w:val="18"/>
-          <w:szCs w:val="18"/>
-        </w:rPr>
-        <w:t xml:space="preserve">        let before = app.world().resource::&lt;CameraRig&gt;().position().length();</w:t>
-      </w:r>
-    </w:p>
-    <w:p>
-      <w:pPr>
-        <w:pStyle w:val="Code"/>
-      </w:pPr>
-      <w:r>
-        <w:rPr>
-          <w:rFonts w:ascii="Courier New" w:cs="Courier New" w:eastAsia="Courier New" w:hAnsi="Courier New"/>
-          <w:sz w:val="18"/>
-          <w:szCs w:val="18"/>
-        </w:rPr>
-        <w:t xml:space="preserve">        hold_for_one_second(&amp;mut app, KeyCode::Minus, 50);</w:t>
-      </w:r>
-    </w:p>
-    <w:p>
-      <w:pPr>
-        <w:pStyle w:val="Code"/>
-      </w:pPr>
-      <w:r>
-        <w:rPr>
-          <w:rFonts w:ascii="Courier New" w:cs="Courier New" w:eastAsia="Courier New" w:hAnsi="Courier New"/>
-          <w:sz w:val="18"/>
-          <w:szCs w:val="18"/>
-        </w:rPr>
-        <w:t xml:space="preserve">        let after = app.world().resource::&lt;CameraRig&gt;().position().length();</w:t>
-      </w:r>
-    </w:p>
-    <w:p>
-      <w:pPr>
-        <w:pStyle w:val="Code"/>
-      </w:pPr>
-      <w:r>
-        <w:rPr>
-          <w:rFonts w:ascii="Courier New" w:cs="Courier New" w:eastAsia="Courier New" w:hAnsi="Courier New"/>
-          <w:sz w:val="18"/>
-          <w:szCs w:val="18"/>
-        </w:rPr>
-        <w:t xml:space="preserve">        assert!(</w:t>
-      </w:r>
-    </w:p>
-    <w:p>
-      <w:pPr>
-        <w:pStyle w:val="Code"/>
-      </w:pPr>
-      <w:r>
-        <w:rPr>
-          <w:rFonts w:ascii="Courier New" w:cs="Courier New" w:eastAsia="Courier New" w:hAnsi="Courier New"/>
-          <w:sz w:val="18"/>
-          <w:szCs w:val="18"/>
-        </w:rPr>
-        <w:t xml:space="preserve">            (after - before - 25.0).abs() &lt; 0.01,</w:t>
-      </w:r>
-    </w:p>
-    <w:p>
-      <w:pPr>
-        <w:pStyle w:val="Code"/>
-      </w:pPr>
-      <w:r>
-        <w:rPr>
-          <w:rFonts w:ascii="Courier New" w:cs="Courier New" w:eastAsia="Courier New" w:hAnsi="Courier New"/>
-          <w:sz w:val="18"/>
-          <w:szCs w:val="18"/>
-        </w:rPr>
-        <w:t xml:space="preserve">            "удаление на 25 единиц за секунду"</w:t>
-      </w:r>
-    </w:p>
-    <w:p>
-      <w:pPr>
-        <w:pStyle w:val="Code"/>
-      </w:pPr>
-      <w:r>
-        <w:rPr>
-          <w:rFonts w:ascii="Courier New" w:cs="Courier New" w:eastAsia="Courier New" w:hAnsi="Courier New"/>
-          <w:sz w:val="18"/>
-          <w:szCs w:val="18"/>
-        </w:rPr>
-        <w:t xml:space="preserve">        );</w:t>
-      </w:r>
-    </w:p>
-    <w:p>
-      <w:pPr>
-        <w:pStyle w:val="Code"/>
-      </w:pPr>
-      <w:r>
-        <w:rPr>
-          <w:rFonts w:ascii="Courier New" w:cs="Courier New" w:eastAsia="Courier New" w:hAnsi="Courier New"/>
-          <w:sz w:val="18"/>
-          <w:szCs w:val="18"/>
-        </w:rPr>
-        <w:t xml:space="preserve">    }</w:t>
-      </w:r>
-    </w:p>
-    <w:p>
-      <w:pPr>
-        <w:pStyle w:val="Code"/>
-      </w:pPr>
-      <w:r>
-        <w:rPr>
-          <w:rFonts w:ascii="Courier New" w:cs="Courier New" w:eastAsia="Courier New" w:hAnsi="Courier New"/>
-          <w:sz w:val="18"/>
-          <w:szCs w:val="18"/>
-        </w:rPr>
-        <w:t xml:space="preserve"> </w:t>
-      </w:r>
-    </w:p>
-    <w:p>
-      <w:pPr>
-        <w:pStyle w:val="Code"/>
-      </w:pPr>
-      <w:r>
-        <w:rPr>
-          <w:rFonts w:ascii="Courier New" w:cs="Courier New" w:eastAsia="Courier New" w:hAnsi="Courier New"/>
-          <w:sz w:val="18"/>
-          <w:szCs w:val="18"/>
-        </w:rPr>
-        <w:t xml:space="preserve">    #[test]</w:t>
-      </w:r>
-    </w:p>
-    <w:p>
-      <w:pPr>
-        <w:pStyle w:val="Code"/>
-      </w:pPr>
-      <w:r>
-        <w:rPr>
-          <w:rFonts w:ascii="Courier New" w:cs="Courier New" w:eastAsia="Courier New" w:hAnsi="Courier New"/>
-          <w:sz w:val="18"/>
-          <w:szCs w:val="18"/>
-        </w:rPr>
-        <w:t xml:space="preserve">    fn camera_entity_follows_rig() {</w:t>
-      </w:r>
-    </w:p>
-    <w:p>
-      <w:pPr>
-        <w:pStyle w:val="Code"/>
-      </w:pPr>
-      <w:r>
-        <w:rPr>
-          <w:rFonts w:ascii="Courier New" w:cs="Courier New" w:eastAsia="Courier New" w:hAnsi="Courier New"/>
-          <w:sz w:val="18"/>
-          <w:szCs w:val="18"/>
-        </w:rPr>
-        <w:t xml:space="preserve">        let mut app = test_app(50);</w:t>
-      </w:r>
-    </w:p>
-    <w:p>
-      <w:pPr>
-        <w:pStyle w:val="Code"/>
-      </w:pPr>
-      <w:r>
-        <w:rPr>
-          <w:rFonts w:ascii="Courier New" w:cs="Courier New" w:eastAsia="Courier New" w:hAnsi="Courier New"/>
-          <w:sz w:val="18"/>
-          <w:szCs w:val="18"/>
-        </w:rPr>
-        <w:t xml:space="preserve">        hold_for_one_second(&amp;mut app, KeyCode::ArrowUp, 50);</w:t>
-      </w:r>
-    </w:p>
-    <w:p>
-      <w:pPr>
-        <w:pStyle w:val="Code"/>
-      </w:pPr>
-      <w:r>
-        <w:rPr>
-          <w:rFonts w:ascii="Courier New" w:cs="Courier New" w:eastAsia="Courier New" w:hAnsi="Courier New"/>
-          <w:sz w:val="18"/>
-          <w:szCs w:val="18"/>
-        </w:rPr>
-        <w:t xml:space="preserve">        let expected = app.world().resource::&lt;CameraRig&gt;().transform();</w:t>
-      </w:r>
-    </w:p>
-    <w:p>
-      <w:pPr>
-        <w:pStyle w:val="Code"/>
-      </w:pPr>
-      <w:r>
-        <w:rPr>
-          <w:rFonts w:ascii="Courier New" w:cs="Courier New" w:eastAsia="Courier New" w:hAnsi="Courier New"/>
-          <w:sz w:val="18"/>
-          <w:szCs w:val="18"/>
-        </w:rPr>
-        <w:t xml:space="preserve">        let transform = *app</w:t>
-      </w:r>
-    </w:p>
-    <w:p>
-      <w:pPr>
-        <w:pStyle w:val="Code"/>
-      </w:pPr>
-      <w:r>
-        <w:rPr>
-          <w:rFonts w:ascii="Courier New" w:cs="Courier New" w:eastAsia="Courier New" w:hAnsi="Courier New"/>
-          <w:sz w:val="18"/>
-          <w:szCs w:val="18"/>
-        </w:rPr>
-        <w:t xml:space="preserve">            .world_mut()</w:t>
-      </w:r>
-    </w:p>
-    <w:p>
-      <w:pPr>
-        <w:pStyle w:val="Code"/>
-      </w:pPr>
-      <w:r>
-        <w:rPr>
-          <w:rFonts w:ascii="Courier New" w:cs="Courier New" w:eastAsia="Courier New" w:hAnsi="Courier New"/>
-          <w:sz w:val="18"/>
-          <w:szCs w:val="18"/>
-        </w:rPr>
-        <w:t xml:space="preserve">            .query_filtered::&lt;&amp;Transform, With&lt;Camera3d&gt;&gt;()</w:t>
-      </w:r>
-    </w:p>
-    <w:p>
-      <w:pPr>
-        <w:pStyle w:val="Code"/>
-      </w:pPr>
-      <w:r>
-        <w:rPr>
-          <w:rFonts w:ascii="Courier New" w:cs="Courier New" w:eastAsia="Courier New" w:hAnsi="Courier New"/>
-          <w:sz w:val="18"/>
-          <w:szCs w:val="18"/>
-        </w:rPr>
-        <w:t xml:space="preserve">            .single(app.world())</w:t>
-      </w:r>
-    </w:p>
-    <w:p>
-      <w:pPr>
-        <w:pStyle w:val="Code"/>
-      </w:pPr>
-      <w:r>
-        <w:rPr>
-          <w:rFonts w:ascii="Courier New" w:cs="Courier New" w:eastAsia="Courier New" w:hAnsi="Courier New"/>
-          <w:sz w:val="18"/>
-          <w:szCs w:val="18"/>
-        </w:rPr>
-        <w:t xml:space="preserve">            .unwrap();</w:t>
-      </w:r>
-    </w:p>
-    <w:p>
-      <w:pPr>
-        <w:pStyle w:val="Code"/>
-      </w:pPr>
-      <w:r>
-        <w:rPr>
-          <w:rFonts w:ascii="Courier New" w:cs="Courier New" w:eastAsia="Courier New" w:hAnsi="Courier New"/>
-          <w:sz w:val="18"/>
-          <w:szCs w:val="18"/>
-        </w:rPr>
-        <w:t xml:space="preserve">        assert!(</w:t>
-      </w:r>
-    </w:p>
-    <w:p>
-      <w:pPr>
-        <w:pStyle w:val="Code"/>
-      </w:pPr>
-      <w:r>
-        <w:rPr>
-          <w:rFonts w:ascii="Courier New" w:cs="Courier New" w:eastAsia="Courier New" w:hAnsi="Courier New"/>
-          <w:sz w:val="18"/>
-          <w:szCs w:val="18"/>
-        </w:rPr>
-        <w:t xml:space="preserve">            transform</w:t>
-      </w:r>
-    </w:p>
-    <w:p>
-      <w:pPr>
-        <w:pStyle w:val="Code"/>
-      </w:pPr>
-      <w:r>
-        <w:rPr>
-          <w:rFonts w:ascii="Courier New" w:cs="Courier New" w:eastAsia="Courier New" w:hAnsi="Courier New"/>
-          <w:sz w:val="18"/>
-          <w:szCs w:val="18"/>
-        </w:rPr>
-        <w:t xml:space="preserve">                .translation</w:t>
-      </w:r>
-    </w:p>
-    <w:p>
-      <w:pPr>
-        <w:pStyle w:val="Code"/>
-      </w:pPr>
-      <w:r>
-        <w:rPr>
-          <w:rFonts w:ascii="Courier New" w:cs="Courier New" w:eastAsia="Courier New" w:hAnsi="Courier New"/>
-          <w:sz w:val="18"/>
-          <w:szCs w:val="18"/>
-        </w:rPr>
-        <w:t xml:space="preserve">                .abs_diff_eq(expected.translation, 1e-4)</w:t>
-      </w:r>
-    </w:p>
-    <w:p>
-      <w:pPr>
-        <w:pStyle w:val="Code"/>
-      </w:pPr>
-      <w:r>
-        <w:rPr>
-          <w:rFonts w:ascii="Courier New" w:cs="Courier New" w:eastAsia="Courier New" w:hAnsi="Courier New"/>
-          <w:sz w:val="18"/>
-          <w:szCs w:val="18"/>
-        </w:rPr>
-        <w:t xml:space="preserve">        );</w:t>
-      </w:r>
-    </w:p>
-    <w:p>
-      <w:pPr>
-        <w:pStyle w:val="Code"/>
-      </w:pPr>
-      <w:r>
-        <w:rPr>
-          <w:rFonts w:ascii="Courier New" w:cs="Courier New" w:eastAsia="Courier New" w:hAnsi="Courier New"/>
-          <w:sz w:val="18"/>
-          <w:szCs w:val="18"/>
-        </w:rPr>
-        <w:t xml:space="preserve">        assert!(transform.rotation.abs_diff_eq(expected.rotation, 1e-4));</w:t>
-      </w:r>
-    </w:p>
-    <w:p>
-      <w:pPr>
-        <w:pStyle w:val="Code"/>
-      </w:pPr>
-      <w:r>
-        <w:rPr>
-          <w:rFonts w:ascii="Courier New" w:cs="Courier New" w:eastAsia="Courier New" w:hAnsi="Courier New"/>
-          <w:sz w:val="18"/>
-          <w:szCs w:val="18"/>
-        </w:rPr>
-        <w:t xml:space="preserve">    }</w:t>
-      </w:r>
-    </w:p>
-    <w:p>
-      <w:pPr>
-        <w:pStyle w:val="Code"/>
-      </w:pPr>
-      <w:r>
-        <w:rPr>
-          <w:rFonts w:ascii="Courier New" w:cs="Courier New" w:eastAsia="Courier New" w:hAnsi="Courier New"/>
-          <w:sz w:val="18"/>
-          <w:szCs w:val="18"/>
-        </w:rPr>
-        <w:t xml:space="preserve">}</w:t>
-      </w:r>
-    </w:p>
-    <w:p>
-      <w:pPr>
         <w:pStyle w:val="Heading2"/>
         <w:spacing w:after="100" w:before="200"/>
       </w:pPr>
@@ -9144,344 +7220,6 @@
           <w:szCs w:val="18"/>
         </w:rPr>
         <w:t xml:space="preserve">        }</w:t>
-      </w:r>
-    </w:p>
-    <w:p>
-      <w:pPr>
-        <w:pStyle w:val="Code"/>
-      </w:pPr>
-      <w:r>
-        <w:rPr>
-          <w:rFonts w:ascii="Courier New" w:cs="Courier New" w:eastAsia="Courier New" w:hAnsi="Courier New"/>
-          <w:sz w:val="18"/>
-          <w:szCs w:val="18"/>
-        </w:rPr>
-        <w:t xml:space="preserve">    }</w:t>
-      </w:r>
-    </w:p>
-    <w:p>
-      <w:pPr>
-        <w:pStyle w:val="Code"/>
-      </w:pPr>
-      <w:r>
-        <w:rPr>
-          <w:rFonts w:ascii="Courier New" w:cs="Courier New" w:eastAsia="Courier New" w:hAnsi="Courier New"/>
-          <w:sz w:val="18"/>
-          <w:szCs w:val="18"/>
-        </w:rPr>
-        <w:t xml:space="preserve">}</w:t>
-      </w:r>
-    </w:p>
-    <w:p>
-      <w:pPr>
-        <w:pStyle w:val="Code"/>
-      </w:pPr>
-      <w:r>
-        <w:rPr>
-          <w:rFonts w:ascii="Courier New" w:cs="Courier New" w:eastAsia="Courier New" w:hAnsi="Courier New"/>
-          <w:sz w:val="18"/>
-          <w:szCs w:val="18"/>
-        </w:rPr>
-        <w:t xml:space="preserve"> </w:t>
-      </w:r>
-    </w:p>
-    <w:p>
-      <w:pPr>
-        <w:pStyle w:val="Code"/>
-      </w:pPr>
-      <w:r>
-        <w:rPr>
-          <w:rFonts w:ascii="Courier New" w:cs="Courier New" w:eastAsia="Courier New" w:hAnsi="Courier New"/>
-          <w:sz w:val="18"/>
-          <w:szCs w:val="18"/>
-        </w:rPr>
-        <w:t xml:space="preserve">#[cfg(test)]</w:t>
-      </w:r>
-    </w:p>
-    <w:p>
-      <w:pPr>
-        <w:pStyle w:val="Code"/>
-      </w:pPr>
-      <w:r>
-        <w:rPr>
-          <w:rFonts w:ascii="Courier New" w:cs="Courier New" w:eastAsia="Courier New" w:hAnsi="Courier New"/>
-          <w:sz w:val="18"/>
-          <w:szCs w:val="18"/>
-        </w:rPr>
-        <w:t xml:space="preserve">mod tests {</w:t>
-      </w:r>
-    </w:p>
-    <w:p>
-      <w:pPr>
-        <w:pStyle w:val="Code"/>
-      </w:pPr>
-      <w:r>
-        <w:rPr>
-          <w:rFonts w:ascii="Courier New" w:cs="Courier New" w:eastAsia="Courier New" w:hAnsi="Courier New"/>
-          <w:sz w:val="18"/>
-          <w:szCs w:val="18"/>
-        </w:rPr>
-        <w:t xml:space="preserve">    use bevy::time::TimeUpdateStrategy;</w:t>
-      </w:r>
-    </w:p>
-    <w:p>
-      <w:pPr>
-        <w:pStyle w:val="Code"/>
-      </w:pPr>
-      <w:r>
-        <w:rPr>
-          <w:rFonts w:ascii="Courier New" w:cs="Courier New" w:eastAsia="Courier New" w:hAnsi="Courier New"/>
-          <w:sz w:val="18"/>
-          <w:szCs w:val="18"/>
-        </w:rPr>
-        <w:t xml:space="preserve"> </w:t>
-      </w:r>
-    </w:p>
-    <w:p>
-      <w:pPr>
-        <w:pStyle w:val="Code"/>
-      </w:pPr>
-      <w:r>
-        <w:rPr>
-          <w:rFonts w:ascii="Courier New" w:cs="Courier New" w:eastAsia="Courier New" w:hAnsi="Courier New"/>
-          <w:sz w:val="18"/>
-          <w:szCs w:val="18"/>
-        </w:rPr>
-        <w:t xml:space="preserve">    use super::*;</w:t>
-      </w:r>
-    </w:p>
-    <w:p>
-      <w:pPr>
-        <w:pStyle w:val="Code"/>
-      </w:pPr>
-      <w:r>
-        <w:rPr>
-          <w:rFonts w:ascii="Courier New" w:cs="Courier New" w:eastAsia="Courier New" w:hAnsi="Courier New"/>
-          <w:sz w:val="18"/>
-          <w:szCs w:val="18"/>
-        </w:rPr>
-        <w:t xml:space="preserve"> </w:t>
-      </w:r>
-    </w:p>
-    <w:p>
-      <w:pPr>
-        <w:pStyle w:val="Code"/>
-      </w:pPr>
-      <w:r>
-        <w:rPr>
-          <w:rFonts w:ascii="Courier New" w:cs="Courier New" w:eastAsia="Courier New" w:hAnsi="Courier New"/>
-          <w:sz w:val="18"/>
-          <w:szCs w:val="18"/>
-        </w:rPr>
-        <w:t xml:space="preserve">    #[test]</w:t>
-      </w:r>
-    </w:p>
-    <w:p>
-      <w:pPr>
-        <w:pStyle w:val="Code"/>
-      </w:pPr>
-      <w:r>
-        <w:rPr>
-          <w:rFonts w:ascii="Courier New" w:cs="Courier New" w:eastAsia="Courier New" w:hAnsi="Courier New"/>
-          <w:sz w:val="18"/>
-          <w:szCs w:val="18"/>
-        </w:rPr>
-        <w:t xml:space="preserve">    fn fps_is_counted_every_half_second_and_shown_in_title() {</w:t>
-      </w:r>
-    </w:p>
-    <w:p>
-      <w:pPr>
-        <w:pStyle w:val="Code"/>
-      </w:pPr>
-      <w:r>
-        <w:rPr>
-          <w:rFonts w:ascii="Courier New" w:cs="Courier New" w:eastAsia="Courier New" w:hAnsi="Courier New"/>
-          <w:sz w:val="18"/>
-          <w:szCs w:val="18"/>
-        </w:rPr>
-        <w:t xml:space="preserve">        let mut app = App::new();</w:t>
-      </w:r>
-    </w:p>
-    <w:p>
-      <w:pPr>
-        <w:pStyle w:val="Code"/>
-      </w:pPr>
-      <w:r>
-        <w:rPr>
-          <w:rFonts w:ascii="Courier New" w:cs="Courier New" w:eastAsia="Courier New" w:hAnsi="Courier New"/>
-          <w:sz w:val="18"/>
-          <w:szCs w:val="18"/>
-        </w:rPr>
-        <w:t xml:space="preserve">        app.add_plugins(MinimalPlugins)</w:t>
-      </w:r>
-    </w:p>
-    <w:p>
-      <w:pPr>
-        <w:pStyle w:val="Code"/>
-      </w:pPr>
-      <w:r>
-        <w:rPr>
-          <w:rFonts w:ascii="Courier New" w:cs="Courier New" w:eastAsia="Courier New" w:hAnsi="Courier New"/>
-          <w:sz w:val="18"/>
-          <w:szCs w:val="18"/>
-        </w:rPr>
-        <w:t xml:space="preserve">            .insert_resource(TimeUpdateStrategy::ManualDuration(Duration::from_millis(</w:t>
-      </w:r>
-    </w:p>
-    <w:p>
-      <w:pPr>
-        <w:pStyle w:val="Code"/>
-      </w:pPr>
-      <w:r>
-        <w:rPr>
-          <w:rFonts w:ascii="Courier New" w:cs="Courier New" w:eastAsia="Courier New" w:hAnsi="Courier New"/>
-          <w:sz w:val="18"/>
-          <w:szCs w:val="18"/>
-        </w:rPr>
-        <w:t xml:space="preserve">                100,</w:t>
-      </w:r>
-    </w:p>
-    <w:p>
-      <w:pPr>
-        <w:pStyle w:val="Code"/>
-      </w:pPr>
-      <w:r>
-        <w:rPr>
-          <w:rFonts w:ascii="Courier New" w:cs="Courier New" w:eastAsia="Courier New" w:hAnsi="Courier New"/>
-          <w:sz w:val="18"/>
-          <w:szCs w:val="18"/>
-        </w:rPr>
-        <w:t xml:space="preserve">            )))</w:t>
-      </w:r>
-    </w:p>
-    <w:p>
-      <w:pPr>
-        <w:pStyle w:val="Code"/>
-      </w:pPr>
-      <w:r>
-        <w:rPr>
-          <w:rFonts w:ascii="Courier New" w:cs="Courier New" w:eastAsia="Courier New" w:hAnsi="Courier New"/>
-          <w:sz w:val="18"/>
-          <w:szCs w:val="18"/>
-        </w:rPr>
-        <w:t xml:space="preserve">            .init_resource::&lt;FpsCounter&gt;()</w:t>
-      </w:r>
-    </w:p>
-    <w:p>
-      <w:pPr>
-        <w:pStyle w:val="Code"/>
-      </w:pPr>
-      <w:r>
-        <w:rPr>
-          <w:rFonts w:ascii="Courier New" w:cs="Courier New" w:eastAsia="Courier New" w:hAnsi="Courier New"/>
-          <w:sz w:val="18"/>
-          <w:szCs w:val="18"/>
-        </w:rPr>
-        <w:t xml:space="preserve">            .add_systems(Update, (update_fps, update_window_title).chain());</w:t>
-      </w:r>
-    </w:p>
-    <w:p>
-      <w:pPr>
-        <w:pStyle w:val="Code"/>
-      </w:pPr>
-      <w:r>
-        <w:rPr>
-          <w:rFonts w:ascii="Courier New" w:cs="Courier New" w:eastAsia="Courier New" w:hAnsi="Courier New"/>
-          <w:sz w:val="18"/>
-          <w:szCs w:val="18"/>
-        </w:rPr>
-        <w:t xml:space="preserve">        let window = app.world_mut().spawn(Window::default()).id();</w:t>
-      </w:r>
-    </w:p>
-    <w:p>
-      <w:pPr>
-        <w:pStyle w:val="Code"/>
-      </w:pPr>
-      <w:r>
-        <w:rPr>
-          <w:rFonts w:ascii="Courier New" w:cs="Courier New" w:eastAsia="Courier New" w:hAnsi="Courier New"/>
-          <w:sz w:val="18"/>
-          <w:szCs w:val="18"/>
-        </w:rPr>
-        <w:t xml:space="preserve">        for _ in 0..12 {</w:t>
-      </w:r>
-    </w:p>
-    <w:p>
-      <w:pPr>
-        <w:pStyle w:val="Code"/>
-      </w:pPr>
-      <w:r>
-        <w:rPr>
-          <w:rFonts w:ascii="Courier New" w:cs="Courier New" w:eastAsia="Courier New" w:hAnsi="Courier New"/>
-          <w:sz w:val="18"/>
-          <w:szCs w:val="18"/>
-        </w:rPr>
-        <w:t xml:space="preserve">            app.update();</w:t>
-      </w:r>
-    </w:p>
-    <w:p>
-      <w:pPr>
-        <w:pStyle w:val="Code"/>
-      </w:pPr>
-      <w:r>
-        <w:rPr>
-          <w:rFonts w:ascii="Courier New" w:cs="Courier New" w:eastAsia="Courier New" w:hAnsi="Courier New"/>
-          <w:sz w:val="18"/>
-          <w:szCs w:val="18"/>
-        </w:rPr>
-        <w:t xml:space="preserve">        }</w:t>
-      </w:r>
-    </w:p>
-    <w:p>
-      <w:pPr>
-        <w:pStyle w:val="Code"/>
-      </w:pPr>
-      <w:r>
-        <w:rPr>
-          <w:rFonts w:ascii="Courier New" w:cs="Courier New" w:eastAsia="Courier New" w:hAnsi="Courier New"/>
-          <w:sz w:val="18"/>
-          <w:szCs w:val="18"/>
-        </w:rPr>
-        <w:t xml:space="preserve">        // Кадр длится 0,1 с, значит 10 кадров в секунду.</w:t>
-      </w:r>
-    </w:p>
-    <w:p>
-      <w:pPr>
-        <w:pStyle w:val="Code"/>
-      </w:pPr>
-      <w:r>
-        <w:rPr>
-          <w:rFonts w:ascii="Courier New" w:cs="Courier New" w:eastAsia="Courier New" w:hAnsi="Courier New"/>
-          <w:sz w:val="18"/>
-          <w:szCs w:val="18"/>
-        </w:rPr>
-        <w:t xml:space="preserve">        assert!((app.world().resource::&lt;FpsCounter&gt;().fps - 10.0).abs() &lt; 1e-3);</w:t>
-      </w:r>
-    </w:p>
-    <w:p>
-      <w:pPr>
-        <w:pStyle w:val="Code"/>
-      </w:pPr>
-      <w:r>
-        <w:rPr>
-          <w:rFonts w:ascii="Courier New" w:cs="Courier New" w:eastAsia="Courier New" w:hAnsi="Courier New"/>
-          <w:sz w:val="18"/>
-          <w:szCs w:val="18"/>
-        </w:rPr>
-        <w:t xml:space="preserve">        let title = &amp;app.world().get::&lt;Window&gt;(window).unwrap().title;</w:t>
-      </w:r>
-    </w:p>
-    <w:p>
-      <w:pPr>
-        <w:pStyle w:val="Code"/>
-      </w:pPr>
-      <w:r>
-        <w:rPr>
-          <w:rFonts w:ascii="Courier New" w:cs="Courier New" w:eastAsia="Courier New" w:hAnsi="Courier New"/>
-          <w:sz w:val="18"/>
-          <w:szCs w:val="18"/>
-        </w:rPr>
-        <w:t xml:space="preserve">        assert_eq!(title, "Lab04 [10 FPS]");</w:t>
       </w:r>
     </w:p>
     <w:p>
@@ -11453,7 +9191,7 @@
           <w:sz w:val="24"/>
           <w:szCs w:val="24"/>
         </w:rPr>
-        <w:t xml:space="preserve">Проверка выполнена 6 октября 2026 года в Ubuntu 24.04, x86_64. Версии: rustc 1.98.1, Cargo 1.98.1, Clippy 0.1.98, Bevy 0.19.1 (зафиксирована в Cargo.lock). Программа запускалась в настоящем окне под виртуальным X-сервером Xvfb с оконным менеджером twm на Vulkan-драйвере Mesa lavapipe (llvmpipe), то есть без видеокарты.</w:t>
+        <w:t xml:space="preserve">Проверка выполнена 7 октября 2026 года в Ubuntu 24.04, x86_64. Версии: rustc 1.98.1, Cargo 1.98.1, Clippy 0.1.98, Bevy 0.19.1 (зафиксирована в Cargo.lock). Программа запускалась в настоящем окне под виртуальным X-сервером Xvfb с оконным менеджером twm на Vulkan-драйвере Mesa lavapipe (llvmpipe), то есть без видеокарты.</w:t>
       </w:r>
     </w:p>
     <w:tbl>
@@ -11615,7 +9353,7 @@
                 <w:sz w:val="21"/>
                 <w:szCs w:val="21"/>
               </w:rPr>
-              <w:t xml:space="preserve">cargo clippy --locked --all-targets -- -D warnings</w:t>
+              <w:t xml:space="preserve">cargo clippy --locked -- -D warnings</w:t>
             </w:r>
           </w:p>
         </w:tc>
@@ -11641,7 +9379,7 @@
                 <w:sz w:val="21"/>
                 <w:szCs w:val="21"/>
               </w:rPr>
-              <w:t xml:space="preserve">Программа и тесты: без предупреждений.</w:t>
+              <w:t xml:space="preserve">Без предупреждений.</w:t>
             </w:r>
           </w:p>
         </w:tc>
@@ -11672,63 +9410,6 @@
                 <w:sz w:val="21"/>
                 <w:szCs w:val="21"/>
               </w:rPr>
-              <w:t xml:space="preserve">cargo test --locked</w:t>
-            </w:r>
-          </w:p>
-        </w:tc>
-        <w:tc>
-          <w:tcPr>
-            <w:tcW w:type="dxa" w:w="5055"/>
-            <w:tcMar>
-              <w:top w:type="dxa" w:w="70"/>
-              <w:left w:type="dxa" w:w="100"/>
-              <w:bottom w:type="dxa" w:w="70"/>
-              <w:right w:type="dxa" w:w="100"/>
-            </w:tcMar>
-          </w:tcPr>
-          <w:p>
-            <w:pPr>
-              <w:spacing w:after="0" w:line="264"/>
-            </w:pPr>
-            <w:r>
-              <w:rPr>
-                <w:rFonts w:ascii="Times New Roman" w:cs="Times New Roman" w:eastAsia="Times New Roman" w:hAnsi="Times New Roman"/>
-                <w:b w:val="false"/>
-                <w:bCs w:val="false"/>
-                <w:sz w:val="21"/>
-                <w:szCs w:val="21"/>
-              </w:rPr>
-              <w:t xml:space="preserve">9 тестов пройдено, 0 ошибок: камера — 5, симуляция — 3, FPS — 1.</w:t>
-            </w:r>
-          </w:p>
-        </w:tc>
-      </w:tr>
-      <w:tr>
-        <w:trPr>
-          <w:cantSplit/>
-        </w:trPr>
-        <w:tc>
-          <w:tcPr>
-            <w:tcW w:type="dxa" w:w="4300"/>
-            <w:tcMar>
-              <w:top w:type="dxa" w:w="70"/>
-              <w:left w:type="dxa" w:w="100"/>
-              <w:bottom w:type="dxa" w:w="70"/>
-              <w:right w:type="dxa" w:w="100"/>
-            </w:tcMar>
-          </w:tcPr>
-          <w:p>
-            <w:pPr>
-              <w:spacing w:after="0" w:line="264"/>
-            </w:pPr>
-            <w:r>
-              <w:rPr>
-                <w:rFonts w:ascii="Times New Roman" w:cs="Times New Roman" w:eastAsia="Times New Roman" w:hAnsi="Times New Roman"/>
-                <w:b w:val="false"/>
-                <w:bCs w:val="false"/>
-                <w:sz w:val="21"/>
-                <w:szCs w:val="21"/>
-              </w:rPr>
               <w:t xml:space="preserve">cargo run --locked</w:t>
             </w:r>
           </w:p>
@@ -11772,7 +9453,7 @@
           <w:sz w:val="24"/>
           <w:szCs w:val="24"/>
         </w:rPr>
-        <w:t xml:space="preserve">Модульные тесты проверяют: совпадение позиции после set_position во всех четырёх четвертях, в том числе с отрицательной z; отсутствие NaN для нулевой позиции и позиции над центром; неизменность расстояния и высоты при повороте влево-вправо и приведение угла в диапазон 0…360°; ограничения угла возвышения 5…85° и расстояния 5…100; направление камеры в центр; скорость поворота 90° в секунду при шагах кадра 20, 50 и 100 мс; удаление на 25 единиц за секунду; совпадение Transform сущности камеры с ресурсом; подсчёт 10 FPS при кадре 0,1 с и заголовок «Lab04 [10 FPS]».</w:t>
+        <w:t xml:space="preserve">Работа программы проверена запуском в настоящем окне. Нажатия клавиш подавались через X-сервер, то есть тем же путём, что и с настоящей клавиатуры: стрелка влево, удержанная 1 с, повернула сцену примерно на 90°, стрелка вверх подняла камеру, клавиша «+» приблизила её. Заголовок окна во время работы менялся: «Lab04 [26 FPS]», «Lab04 [25 FPS]», «Lab04 [22 FPS]».</w:t>
       </w:r>
     </w:p>
     <w:p>
@@ -11818,10 +9499,9 @@
         </w:tblBorders>
       </w:tblPr>
       <w:tblGrid>
-        <w:gridCol w:w="2300"/>
-        <w:gridCol w:w="4255"/>
-        <w:gridCol w:w="1400"/>
-        <w:gridCol w:w="1400"/>
+        <w:gridCol w:w="2600"/>
+        <w:gridCol w:w="5155"/>
+        <w:gridCol w:w="1600"/>
       </w:tblGrid>
       <w:tr>
         <w:trPr>
@@ -11830,7 +9510,7 @@
         </w:trPr>
         <w:tc>
           <w:tcPr>
-            <w:tcW w:type="dxa" w:w="2300"/>
+            <w:tcW w:type="dxa" w:w="2600"/>
             <w:shd w:fill="F2F2F2" w:color="auto" w:val="clear"/>
             <w:tcMar>
               <w:top w:type="dxa" w:w="70"/>
@@ -11857,7 +9537,7 @@
         </w:tc>
         <w:tc>
           <w:tcPr>
-            <w:tcW w:type="dxa" w:w="4255"/>
+            <w:tcW w:type="dxa" w:w="5155"/>
             <w:shd w:fill="F2F2F2" w:color="auto" w:val="clear"/>
             <w:tcMar>
               <w:top w:type="dxa" w:w="70"/>
@@ -11884,7 +9564,7 @@
         </w:tc>
         <w:tc>
           <w:tcPr>
-            <w:tcW w:type="dxa" w:w="1400"/>
+            <w:tcW w:type="dxa" w:w="1600"/>
             <w:shd w:fill="F2F2F2" w:color="auto" w:val="clear"/>
             <w:tcMar>
               <w:top w:type="dxa" w:w="70"/>
@@ -11905,34 +9585,7 @@
                 <w:sz w:val="21"/>
                 <w:szCs w:val="21"/>
               </w:rPr>
-              <w:t xml:space="preserve">Строк всего</w:t>
-            </w:r>
-          </w:p>
-        </w:tc>
-        <w:tc>
-          <w:tcPr>
-            <w:tcW w:type="dxa" w:w="1400"/>
-            <w:shd w:fill="F2F2F2" w:color="auto" w:val="clear"/>
-            <w:tcMar>
-              <w:top w:type="dxa" w:w="70"/>
-              <w:left w:type="dxa" w:w="100"/>
-              <w:bottom w:type="dxa" w:w="70"/>
-              <w:right w:type="dxa" w:w="100"/>
-            </w:tcMar>
-          </w:tcPr>
-          <w:p>
-            <w:pPr>
-              <w:spacing w:after="0" w:line="264"/>
-            </w:pPr>
-            <w:r>
-              <w:rPr>
-                <w:rFonts w:ascii="Times New Roman" w:cs="Times New Roman" w:eastAsia="Times New Roman" w:hAnsi="Times New Roman"/>
-                <w:b/>
-                <w:bCs/>
-                <w:sz w:val="21"/>
-                <w:szCs w:val="21"/>
-              </w:rPr>
-              <w:t xml:space="preserve">Из них тесты</w:t>
+              <w:t xml:space="preserve">Строк</w:t>
             </w:r>
           </w:p>
         </w:tc>
@@ -11943,7 +9596,7 @@
         </w:trPr>
         <w:tc>
           <w:tcPr>
-            <w:tcW w:type="dxa" w:w="2300"/>
+            <w:tcW w:type="dxa" w:w="2600"/>
             <w:tcMar>
               <w:top w:type="dxa" w:w="70"/>
               <w:left w:type="dxa" w:w="100"/>
@@ -11969,7 +9622,7 @@
         </w:tc>
         <w:tc>
           <w:tcPr>
-            <w:tcW w:type="dxa" w:w="4255"/>
+            <w:tcW w:type="dxa" w:w="5155"/>
             <w:tcMar>
               <w:top w:type="dxa" w:w="70"/>
               <w:left w:type="dxa" w:w="100"/>
@@ -11995,7 +9648,7 @@
         </w:tc>
         <w:tc>
           <w:tcPr>
-            <w:tcW w:type="dxa" w:w="1400"/>
+            <w:tcW w:type="dxa" w:w="1600"/>
             <w:tcMar>
               <w:top w:type="dxa" w:w="70"/>
               <w:left w:type="dxa" w:w="100"/>
@@ -12016,32 +9669,6 @@
                 <w:szCs w:val="21"/>
               </w:rPr>
               <w:t xml:space="preserve">77</w:t>
-            </w:r>
-          </w:p>
-        </w:tc>
-        <w:tc>
-          <w:tcPr>
-            <w:tcW w:type="dxa" w:w="1400"/>
-            <w:tcMar>
-              <w:top w:type="dxa" w:w="70"/>
-              <w:left w:type="dxa" w:w="100"/>
-              <w:bottom w:type="dxa" w:w="70"/>
-              <w:right w:type="dxa" w:w="100"/>
-            </w:tcMar>
-          </w:tcPr>
-          <w:p>
-            <w:pPr>
-              <w:spacing w:after="0" w:line="264"/>
-            </w:pPr>
-            <w:r>
-              <w:rPr>
-                <w:rFonts w:ascii="Times New Roman" w:cs="Times New Roman" w:eastAsia="Times New Roman" w:hAnsi="Times New Roman"/>
-                <w:b w:val="false"/>
-                <w:bCs w:val="false"/>
-                <w:sz w:val="21"/>
-                <w:szCs w:val="21"/>
-              </w:rPr>
-              <w:t xml:space="preserve">0</w:t>
             </w:r>
           </w:p>
         </w:tc>
@@ -12052,7 +9679,7 @@
         </w:trPr>
         <w:tc>
           <w:tcPr>
-            <w:tcW w:type="dxa" w:w="2300"/>
+            <w:tcW w:type="dxa" w:w="2600"/>
             <w:tcMar>
               <w:top w:type="dxa" w:w="70"/>
               <w:left w:type="dxa" w:w="100"/>
@@ -12078,7 +9705,7 @@
         </w:tc>
         <w:tc>
           <w:tcPr>
-            <w:tcW w:type="dxa" w:w="4255"/>
+            <w:tcW w:type="dxa" w:w="5155"/>
             <w:tcMar>
               <w:top w:type="dxa" w:w="70"/>
               <w:left w:type="dxa" w:w="100"/>
@@ -12104,7 +9731,7 @@
         </w:tc>
         <w:tc>
           <w:tcPr>
-            <w:tcW w:type="dxa" w:w="1400"/>
+            <w:tcW w:type="dxa" w:w="1600"/>
             <w:tcMar>
               <w:top w:type="dxa" w:w="70"/>
               <w:left w:type="dxa" w:w="100"/>
@@ -12124,33 +9751,7 @@
                 <w:sz w:val="21"/>
                 <w:szCs w:val="21"/>
               </w:rPr>
-              <w:t xml:space="preserve">197</w:t>
-            </w:r>
-          </w:p>
-        </w:tc>
-        <w:tc>
-          <w:tcPr>
-            <w:tcW w:type="dxa" w:w="1400"/>
-            <w:tcMar>
-              <w:top w:type="dxa" w:w="70"/>
-              <w:left w:type="dxa" w:w="100"/>
-              <w:bottom w:type="dxa" w:w="70"/>
-              <w:right w:type="dxa" w:w="100"/>
-            </w:tcMar>
-          </w:tcPr>
-          <w:p>
-            <w:pPr>
-              <w:spacing w:after="0" w:line="264"/>
-            </w:pPr>
-            <w:r>
-              <w:rPr>
-                <w:rFonts w:ascii="Times New Roman" w:cs="Times New Roman" w:eastAsia="Times New Roman" w:hAnsi="Times New Roman"/>
-                <w:b w:val="false"/>
-                <w:bCs w:val="false"/>
-                <w:sz w:val="21"/>
-                <w:szCs w:val="21"/>
-              </w:rPr>
-              <w:t xml:space="preserve">65</w:t>
+              <w:t xml:space="preserve">131</w:t>
             </w:r>
           </w:p>
         </w:tc>
@@ -12161,7 +9762,7 @@
         </w:trPr>
         <w:tc>
           <w:tcPr>
-            <w:tcW w:type="dxa" w:w="2300"/>
+            <w:tcW w:type="dxa" w:w="2600"/>
             <w:tcMar>
               <w:top w:type="dxa" w:w="70"/>
               <w:left w:type="dxa" w:w="100"/>
@@ -12187,7 +9788,7 @@
         </w:tc>
         <w:tc>
           <w:tcPr>
-            <w:tcW w:type="dxa" w:w="4255"/>
+            <w:tcW w:type="dxa" w:w="5155"/>
             <w:tcMar>
               <w:top w:type="dxa" w:w="70"/>
               <w:left w:type="dxa" w:w="100"/>
@@ -12213,7 +9814,7 @@
         </w:tc>
         <w:tc>
           <w:tcPr>
-            <w:tcW w:type="dxa" w:w="1400"/>
+            <w:tcW w:type="dxa" w:w="1600"/>
             <w:tcMar>
               <w:top w:type="dxa" w:w="70"/>
               <w:left w:type="dxa" w:w="100"/>
@@ -12233,33 +9834,7 @@
                 <w:sz w:val="21"/>
                 <w:szCs w:val="21"/>
               </w:rPr>
-              <w:t xml:space="preserve">149</w:t>
-            </w:r>
-          </w:p>
-        </w:tc>
-        <w:tc>
-          <w:tcPr>
-            <w:tcW w:type="dxa" w:w="1400"/>
-            <w:tcMar>
-              <w:top w:type="dxa" w:w="70"/>
-              <w:left w:type="dxa" w:w="100"/>
-              <w:bottom w:type="dxa" w:w="70"/>
-              <w:right w:type="dxa" w:w="100"/>
-            </w:tcMar>
-          </w:tcPr>
-          <w:p>
-            <w:pPr>
-              <w:spacing w:after="0" w:line="264"/>
-            </w:pPr>
-            <w:r>
-              <w:rPr>
-                <w:rFonts w:ascii="Times New Roman" w:cs="Times New Roman" w:eastAsia="Times New Roman" w:hAnsi="Times New Roman"/>
-                <w:b w:val="false"/>
-                <w:bCs w:val="false"/>
-                <w:sz w:val="21"/>
-                <w:szCs w:val="21"/>
-              </w:rPr>
-              <w:t xml:space="preserve">81</w:t>
+              <w:t xml:space="preserve">67</w:t>
             </w:r>
           </w:p>
         </w:tc>
@@ -12270,7 +9845,7 @@
         </w:trPr>
         <w:tc>
           <w:tcPr>
-            <w:tcW w:type="dxa" w:w="2300"/>
+            <w:tcW w:type="dxa" w:w="2600"/>
             <w:tcMar>
               <w:top w:type="dxa" w:w="70"/>
               <w:left w:type="dxa" w:w="100"/>
@@ -12296,7 +9871,7 @@
         </w:tc>
         <w:tc>
           <w:tcPr>
-            <w:tcW w:type="dxa" w:w="4255"/>
+            <w:tcW w:type="dxa" w:w="5155"/>
             <w:tcMar>
               <w:top w:type="dxa" w:w="70"/>
               <w:left w:type="dxa" w:w="100"/>
@@ -12322,7 +9897,7 @@
         </w:tc>
         <w:tc>
           <w:tcPr>
-            <w:tcW w:type="dxa" w:w="1400"/>
+            <w:tcW w:type="dxa" w:w="1600"/>
             <w:tcMar>
               <w:top w:type="dxa" w:w="70"/>
               <w:left w:type="dxa" w:w="100"/>
@@ -12342,33 +9917,7 @@
                 <w:sz w:val="21"/>
                 <w:szCs w:val="21"/>
               </w:rPr>
-              <w:t xml:space="preserve">78</w:t>
-            </w:r>
-          </w:p>
-        </w:tc>
-        <w:tc>
-          <w:tcPr>
-            <w:tcW w:type="dxa" w:w="1400"/>
-            <w:tcMar>
-              <w:top w:type="dxa" w:w="70"/>
-              <w:left w:type="dxa" w:w="100"/>
-              <w:bottom w:type="dxa" w:w="70"/>
-              <w:right w:type="dxa" w:w="100"/>
-            </w:tcMar>
-          </w:tcPr>
-          <w:p>
-            <w:pPr>
-              <w:spacing w:after="0" w:line="264"/>
-            </w:pPr>
-            <w:r>
-              <w:rPr>
-                <w:rFonts w:ascii="Times New Roman" w:cs="Times New Roman" w:eastAsia="Times New Roman" w:hAnsi="Times New Roman"/>
-                <w:b w:val="false"/>
-                <w:bCs w:val="false"/>
-                <w:sz w:val="21"/>
-                <w:szCs w:val="21"/>
-              </w:rPr>
-              <w:t xml:space="preserve">25</w:t>
+              <w:t xml:space="preserve">52</w:t>
             </w:r>
           </w:p>
         </w:tc>
@@ -12379,7 +9928,7 @@
         </w:trPr>
         <w:tc>
           <w:tcPr>
-            <w:tcW w:type="dxa" w:w="2300"/>
+            <w:tcW w:type="dxa" w:w="2600"/>
             <w:tcMar>
               <w:top w:type="dxa" w:w="70"/>
               <w:left w:type="dxa" w:w="100"/>
@@ -12405,7 +9954,7 @@
         </w:tc>
         <w:tc>
           <w:tcPr>
-            <w:tcW w:type="dxa" w:w="4255"/>
+            <w:tcW w:type="dxa" w:w="5155"/>
             <w:tcMar>
               <w:top w:type="dxa" w:w="70"/>
               <w:left w:type="dxa" w:w="100"/>
@@ -12431,7 +9980,7 @@
         </w:tc>
         <w:tc>
           <w:tcPr>
-            <w:tcW w:type="dxa" w:w="1400"/>
+            <w:tcW w:type="dxa" w:w="1600"/>
             <w:tcMar>
               <w:top w:type="dxa" w:w="70"/>
               <w:left w:type="dxa" w:w="100"/>
@@ -12452,32 +10001,6 @@
                 <w:szCs w:val="21"/>
               </w:rPr>
               <w:t xml:space="preserve">26</w:t>
-            </w:r>
-          </w:p>
-        </w:tc>
-        <w:tc>
-          <w:tcPr>
-            <w:tcW w:type="dxa" w:w="1400"/>
-            <w:tcMar>
-              <w:top w:type="dxa" w:w="70"/>
-              <w:left w:type="dxa" w:w="100"/>
-              <w:bottom w:type="dxa" w:w="70"/>
-              <w:right w:type="dxa" w:w="100"/>
-            </w:tcMar>
-          </w:tcPr>
-          <w:p>
-            <w:pPr>
-              <w:spacing w:after="0" w:line="264"/>
-            </w:pPr>
-            <w:r>
-              <w:rPr>
-                <w:rFonts w:ascii="Times New Roman" w:cs="Times New Roman" w:eastAsia="Times New Roman" w:hAnsi="Times New Roman"/>
-                <w:b w:val="false"/>
-                <w:bCs w:val="false"/>
-                <w:sz w:val="21"/>
-                <w:szCs w:val="21"/>
-              </w:rPr>
-              <w:t xml:space="preserve">0</w:t>
             </w:r>
           </w:p>
         </w:tc>
@@ -12488,7 +10011,7 @@
         </w:trPr>
         <w:tc>
           <w:tcPr>
-            <w:tcW w:type="dxa" w:w="2300"/>
+            <w:tcW w:type="dxa" w:w="2600"/>
             <w:tcMar>
               <w:top w:type="dxa" w:w="70"/>
               <w:left w:type="dxa" w:w="100"/>
@@ -12514,7 +10037,7 @@
         </w:tc>
         <w:tc>
           <w:tcPr>
-            <w:tcW w:type="dxa" w:w="4255"/>
+            <w:tcW w:type="dxa" w:w="5155"/>
             <w:tcMar>
               <w:top w:type="dxa" w:w="70"/>
               <w:left w:type="dxa" w:w="100"/>
@@ -12540,7 +10063,7 @@
         </w:tc>
         <w:tc>
           <w:tcPr>
-            <w:tcW w:type="dxa" w:w="1400"/>
+            <w:tcW w:type="dxa" w:w="1600"/>
             <w:tcMar>
               <w:top w:type="dxa" w:w="70"/>
               <w:left w:type="dxa" w:w="100"/>
@@ -12561,32 +10084,6 @@
                 <w:szCs w:val="21"/>
               </w:rPr>
               <w:t xml:space="preserve">77</w:t>
-            </w:r>
-          </w:p>
-        </w:tc>
-        <w:tc>
-          <w:tcPr>
-            <w:tcW w:type="dxa" w:w="1400"/>
-            <w:tcMar>
-              <w:top w:type="dxa" w:w="70"/>
-              <w:left w:type="dxa" w:w="100"/>
-              <w:bottom w:type="dxa" w:w="70"/>
-              <w:right w:type="dxa" w:w="100"/>
-            </w:tcMar>
-          </w:tcPr>
-          <w:p>
-            <w:pPr>
-              <w:spacing w:after="0" w:line="264"/>
-            </w:pPr>
-            <w:r>
-              <w:rPr>
-                <w:rFonts w:ascii="Times New Roman" w:cs="Times New Roman" w:eastAsia="Times New Roman" w:hAnsi="Times New Roman"/>
-                <w:b w:val="false"/>
-                <w:bCs w:val="false"/>
-                <w:sz w:val="21"/>
-                <w:szCs w:val="21"/>
-              </w:rPr>
-              <w:t xml:space="preserve">0</w:t>
             </w:r>
           </w:p>
         </w:tc>
@@ -12597,7 +10094,7 @@
         </w:trPr>
         <w:tc>
           <w:tcPr>
-            <w:tcW w:type="dxa" w:w="2300"/>
+            <w:tcW w:type="dxa" w:w="2600"/>
             <w:tcMar>
               <w:top w:type="dxa" w:w="70"/>
               <w:left w:type="dxa" w:w="100"/>
@@ -12623,7 +10120,7 @@
         </w:tc>
         <w:tc>
           <w:tcPr>
-            <w:tcW w:type="dxa" w:w="4255"/>
+            <w:tcW w:type="dxa" w:w="5155"/>
             <w:tcMar>
               <w:top w:type="dxa" w:w="70"/>
               <w:left w:type="dxa" w:w="100"/>
@@ -12649,7 +10146,7 @@
         </w:tc>
         <w:tc>
           <w:tcPr>
-            <w:tcW w:type="dxa" w:w="1400"/>
+            <w:tcW w:type="dxa" w:w="1600"/>
             <w:tcMar>
               <w:top w:type="dxa" w:w="70"/>
               <w:left w:type="dxa" w:w="100"/>
@@ -12669,52 +10166,13 @@
                 <w:sz w:val="21"/>
                 <w:szCs w:val="21"/>
               </w:rPr>
-              <w:t xml:space="preserve">604</w:t>
-            </w:r>
-          </w:p>
-        </w:tc>
-        <w:tc>
-          <w:tcPr>
-            <w:tcW w:type="dxa" w:w="1400"/>
-            <w:tcMar>
-              <w:top w:type="dxa" w:w="70"/>
-              <w:left w:type="dxa" w:w="100"/>
-              <w:bottom w:type="dxa" w:w="70"/>
-              <w:right w:type="dxa" w:w="100"/>
-            </w:tcMar>
-          </w:tcPr>
-          <w:p>
-            <w:pPr>
-              <w:spacing w:after="0" w:line="264"/>
-            </w:pPr>
-            <w:r>
-              <w:rPr>
-                <w:rFonts w:ascii="Times New Roman" w:cs="Times New Roman" w:eastAsia="Times New Roman" w:hAnsi="Times New Roman"/>
-                <w:b w:val="false"/>
-                <w:bCs w:val="false"/>
-                <w:sz w:val="21"/>
-                <w:szCs w:val="21"/>
-              </w:rPr>
-              <w:t xml:space="preserve">171</w:t>
+              <w:t xml:space="preserve">430</w:t>
             </w:r>
           </w:p>
         </w:tc>
       </w:tr>
     </w:tbl>
     <w:p/>
-    <w:p>
-      <w:pPr>
-        <w:spacing w:after="120" w:line="276"/>
-      </w:pPr>
-      <w:r>
-        <w:rPr>
-          <w:rFonts w:ascii="Times New Roman" w:cs="Times New Roman" w:eastAsia="Times New Roman" w:hAnsi="Times New Roman"/>
-          <w:sz w:val="24"/>
-          <w:szCs w:val="24"/>
-        </w:rPr>
-        <w:t xml:space="preserve">Строк программы без модульных тестов: 433.</w:t>
-      </w:r>
-    </w:p>
     <w:p>
       <w:pPr>
         <w:pStyle w:val="Heading1"/>
@@ -12742,7 +10200,7 @@
           <w:sz w:val="24"/>
           <w:szCs w:val="24"/>
         </w:rPr>
-        <w:t xml:space="preserve">Реализована направленная камера в сферических координатах с поворотами, приближением, удалением и ограничениями из задания. Камера управляется стрелками и клавишами «+» и «−», движение плавное и не зависит от частоты кадров. Текущее значение FPS выводится в заголовок окна. Проект разделён на модули main, camera, data, display, simulation и graphic_object; модуль графического объекта перенесён из лабораторной № 3 без изменений. Код проходит cargo fmt, cargo clippy и автотесты.</w:t>
+        <w:t xml:space="preserve">Реализована направленная камера в сферических координатах с поворотами, приближением, удалением и ограничениями из задания. Камера управляется стрелками и клавишами «+» и «−», движение плавное и не зависит от частоты кадров. Текущее значение FPS выводится в заголовок окна. Проект разделён на модули main, camera, data, display, simulation и graphic_object; модуль графического объекта перенесён из лабораторной № 3 без изменений. Код проходит cargo fmt и cargo clippy без предупреждений.</w:t>
       </w:r>
     </w:p>
     <w:p>

--- a/docs/otchet_lab04.docx
+++ b/docs/otchet_lab04.docx
@@ -7630,33 +7630,20 @@
           <w:sz w:val="18"/>
           <w:szCs w:val="18"/>
         </w:rPr>
-        <w:t xml:space="preserve">//! Модуль графического объекта: данные размещения, расчёт матрицы модели</w:t>
-      </w:r>
-    </w:p>
-    <w:p>
-      <w:pPr>
-        <w:pStyle w:val="Code"/>
-      </w:pPr>
-      <w:r>
-        <w:rPr>
-          <w:rFonts w:ascii="Courier New" w:cs="Courier New" w:eastAsia="Courier New" w:hAnsi="Courier New"/>
-          <w:sz w:val="18"/>
-          <w:szCs w:val="18"/>
-        </w:rPr>
-        <w:t xml:space="preserve">//! (`Transform`), цвет и порождение сущности на сцене.</w:t>
-      </w:r>
-    </w:p>
-    <w:p>
-      <w:pPr>
-        <w:pStyle w:val="Code"/>
-      </w:pPr>
-      <w:r>
-        <w:rPr>
-          <w:rFonts w:ascii="Courier New" w:cs="Courier New" w:eastAsia="Courier New" w:hAnsi="Courier New"/>
-          <w:sz w:val="18"/>
-          <w:szCs w:val="18"/>
-        </w:rPr>
-        <w:t xml:space="preserve">//! Аналог пары GraphicObject.h / GraphicObject.cpp из исходной работы.</w:t>
+        <w:t xml:space="preserve">//! Модуль графического объекта (аналог GraphicObject.h / GraphicObject.cpp).</w:t>
+      </w:r>
+    </w:p>
+    <w:p>
+      <w:pPr>
+        <w:pStyle w:val="Code"/>
+      </w:pPr>
+      <w:r>
+        <w:rPr>
+          <w:rFonts w:ascii="Courier New" w:cs="Courier New" w:eastAsia="Courier New" w:hAnsi="Courier New"/>
+          <w:sz w:val="18"/>
+          <w:szCs w:val="18"/>
+        </w:rPr>
+        <w:t xml:space="preserve">use bevy::prelude::*;</w:t>
       </w:r>
     </w:p>
     <w:p>
@@ -7682,7 +7669,59 @@
           <w:sz w:val="18"/>
           <w:szCs w:val="18"/>
         </w:rPr>
-        <w:t xml:space="preserve">use bevy::prelude::*;</w:t>
+        <w:t xml:space="preserve">const TORUS_INNER_RADIUS: f32 = 0.4;</w:t>
+      </w:r>
+    </w:p>
+    <w:p>
+      <w:pPr>
+        <w:pStyle w:val="Code"/>
+      </w:pPr>
+      <w:r>
+        <w:rPr>
+          <w:rFonts w:ascii="Courier New" w:cs="Courier New" w:eastAsia="Courier New" w:hAnsi="Courier New"/>
+          <w:sz w:val="18"/>
+          <w:szCs w:val="18"/>
+        </w:rPr>
+        <w:t xml:space="preserve">const TORUS_OUTER_RADIUS: f32 = 1.0;</w:t>
+      </w:r>
+    </w:p>
+    <w:p>
+      <w:pPr>
+        <w:pStyle w:val="Code"/>
+      </w:pPr>
+      <w:r>
+        <w:rPr>
+          <w:rFonts w:ascii="Courier New" w:cs="Courier New" w:eastAsia="Courier New" w:hAnsi="Courier New"/>
+          <w:sz w:val="18"/>
+          <w:szCs w:val="18"/>
+        </w:rPr>
+        <w:t xml:space="preserve">/// Носик — конус вдоль +X: без него поворот тора не виден.</w:t>
+      </w:r>
+    </w:p>
+    <w:p>
+      <w:pPr>
+        <w:pStyle w:val="Code"/>
+      </w:pPr>
+      <w:r>
+        <w:rPr>
+          <w:rFonts w:ascii="Courier New" w:cs="Courier New" w:eastAsia="Courier New" w:hAnsi="Courier New"/>
+          <w:sz w:val="18"/>
+          <w:szCs w:val="18"/>
+        </w:rPr>
+        <w:t xml:space="preserve">const NOSE_RADIUS: f32 = 0.22;</w:t>
+      </w:r>
+    </w:p>
+    <w:p>
+      <w:pPr>
+        <w:pStyle w:val="Code"/>
+      </w:pPr>
+      <w:r>
+        <w:rPr>
+          <w:rFonts w:ascii="Courier New" w:cs="Courier New" w:eastAsia="Courier New" w:hAnsi="Courier New"/>
+          <w:sz w:val="18"/>
+          <w:szCs w:val="18"/>
+        </w:rPr>
+        <w:t xml:space="preserve">const NOSE_LENGTH: f32 = 0.6;</w:t>
       </w:r>
     </w:p>
     <w:p>
@@ -7708,85 +7747,72 @@
           <w:sz w:val="18"/>
           <w:szCs w:val="18"/>
         </w:rPr>
-        <w:t xml:space="preserve">/// Внутренний и внешний радиусы тора (аргументы `Torus::new`), как в лабах 1 и 2.</w:t>
-      </w:r>
-    </w:p>
-    <w:p>
-      <w:pPr>
-        <w:pStyle w:val="Code"/>
-      </w:pPr>
-      <w:r>
-        <w:rPr>
-          <w:rFonts w:ascii="Courier New" w:cs="Courier New" w:eastAsia="Courier New" w:hAnsi="Courier New"/>
-          <w:sz w:val="18"/>
-          <w:szCs w:val="18"/>
-        </w:rPr>
-        <w:t xml:space="preserve">const TORUS_INNER_RADIUS: f32 = 0.4;</w:t>
-      </w:r>
-    </w:p>
-    <w:p>
-      <w:pPr>
-        <w:pStyle w:val="Code"/>
-      </w:pPr>
-      <w:r>
-        <w:rPr>
-          <w:rFonts w:ascii="Courier New" w:cs="Courier New" w:eastAsia="Courier New" w:hAnsi="Courier New"/>
-          <w:sz w:val="18"/>
-          <w:szCs w:val="18"/>
-        </w:rPr>
-        <w:t xml:space="preserve">const TORUS_OUTER_RADIUS: f32 = 1.0;</w:t>
-      </w:r>
-    </w:p>
-    <w:p>
-      <w:pPr>
-        <w:pStyle w:val="Code"/>
-      </w:pPr>
-      <w:r>
-        <w:rPr>
-          <w:rFonts w:ascii="Courier New" w:cs="Courier New" w:eastAsia="Courier New" w:hAnsi="Courier New"/>
-          <w:sz w:val="18"/>
-          <w:szCs w:val="18"/>
-        </w:rPr>
-        <w:t xml:space="preserve">/// Размеры «носика» — небольшого конуса вдоль локальной оси +X.</w:t>
-      </w:r>
-    </w:p>
-    <w:p>
-      <w:pPr>
-        <w:pStyle w:val="Code"/>
-      </w:pPr>
-      <w:r>
-        <w:rPr>
-          <w:rFonts w:ascii="Courier New" w:cs="Courier New" w:eastAsia="Courier New" w:hAnsi="Courier New"/>
-          <w:sz w:val="18"/>
-          <w:szCs w:val="18"/>
-        </w:rPr>
-        <w:t xml:space="preserve">/// Тор симметричен относительно Oy, без носика его поворот не виден.</w:t>
-      </w:r>
-    </w:p>
-    <w:p>
-      <w:pPr>
-        <w:pStyle w:val="Code"/>
-      </w:pPr>
-      <w:r>
-        <w:rPr>
-          <w:rFonts w:ascii="Courier New" w:cs="Courier New" w:eastAsia="Courier New" w:hAnsi="Courier New"/>
-          <w:sz w:val="18"/>
-          <w:szCs w:val="18"/>
-        </w:rPr>
-        <w:t xml:space="preserve">const NOSE_RADIUS: f32 = 0.22;</w:t>
-      </w:r>
-    </w:p>
-    <w:p>
-      <w:pPr>
-        <w:pStyle w:val="Code"/>
-      </w:pPr>
-      <w:r>
-        <w:rPr>
-          <w:rFonts w:ascii="Courier New" w:cs="Courier New" w:eastAsia="Courier New" w:hAnsi="Courier New"/>
-          <w:sz w:val="18"/>
-          <w:szCs w:val="18"/>
-        </w:rPr>
-        <w:t xml:space="preserve">const NOSE_LENGTH: f32 = 0.6;</w:t>
+        <w:t xml:space="preserve">#[derive(Component, Debug, Clone)]</w:t>
+      </w:r>
+    </w:p>
+    <w:p>
+      <w:pPr>
+        <w:pStyle w:val="Code"/>
+      </w:pPr>
+      <w:r>
+        <w:rPr>
+          <w:rFonts w:ascii="Courier New" w:cs="Courier New" w:eastAsia="Courier New" w:hAnsi="Courier New"/>
+          <w:sz w:val="18"/>
+          <w:szCs w:val="18"/>
+        </w:rPr>
+        <w:t xml:space="preserve">pub struct GraphicObject {</w:t>
+      </w:r>
+    </w:p>
+    <w:p>
+      <w:pPr>
+        <w:pStyle w:val="Code"/>
+      </w:pPr>
+      <w:r>
+        <w:rPr>
+          <w:rFonts w:ascii="Courier New" w:cs="Courier New" w:eastAsia="Courier New" w:hAnsi="Courier New"/>
+          <w:sz w:val="18"/>
+          <w:szCs w:val="18"/>
+        </w:rPr>
+        <w:t xml:space="preserve">    pub position: Vec3, // Позиция объекта в глобальной системе координат (world space)</w:t>
+      </w:r>
+    </w:p>
+    <w:p>
+      <w:pPr>
+        <w:pStyle w:val="Code"/>
+      </w:pPr>
+      <w:r>
+        <w:rPr>
+          <w:rFonts w:ascii="Courier New" w:cs="Courier New" w:eastAsia="Courier New" w:hAnsi="Courier New"/>
+          <w:sz w:val="18"/>
+          <w:szCs w:val="18"/>
+        </w:rPr>
+        <w:t xml:space="preserve">    pub angle_deg: f32, // Угол поворота вокруг оси Oy (в градусах)</w:t>
+      </w:r>
+    </w:p>
+    <w:p>
+      <w:pPr>
+        <w:pStyle w:val="Code"/>
+      </w:pPr>
+      <w:r>
+        <w:rPr>
+          <w:rFonts w:ascii="Courier New" w:cs="Courier New" w:eastAsia="Courier New" w:hAnsi="Courier New"/>
+          <w:sz w:val="18"/>
+          <w:szCs w:val="18"/>
+        </w:rPr>
+        <w:t xml:space="preserve">    pub color: Vec3,    // Цвет модели в формате (r, g, b) в диапазоне [0.0, 1.0]</w:t>
+      </w:r>
+    </w:p>
+    <w:p>
+      <w:pPr>
+        <w:pStyle w:val="Code"/>
+      </w:pPr>
+      <w:r>
+        <w:rPr>
+          <w:rFonts w:ascii="Courier New" w:cs="Courier New" w:eastAsia="Courier New" w:hAnsi="Courier New"/>
+          <w:sz w:val="18"/>
+          <w:szCs w:val="18"/>
+        </w:rPr>
+        <w:t xml:space="preserve">}</w:t>
       </w:r>
     </w:p>
     <w:p>
@@ -7812,72 +7838,280 @@
           <w:sz w:val="18"/>
           <w:szCs w:val="18"/>
         </w:rPr>
-        <w:t xml:space="preserve">/// Графический объект: параметры размещения модели в мировой системе координат.</w:t>
-      </w:r>
-    </w:p>
-    <w:p>
-      <w:pPr>
-        <w:pStyle w:val="Code"/>
-      </w:pPr>
-      <w:r>
-        <w:rPr>
-          <w:rFonts w:ascii="Courier New" w:cs="Courier New" w:eastAsia="Courier New" w:hAnsi="Courier New"/>
-          <w:sz w:val="18"/>
-          <w:szCs w:val="18"/>
-        </w:rPr>
-        <w:t xml:space="preserve">#[derive(Component, Debug, Clone)]</w:t>
-      </w:r>
-    </w:p>
-    <w:p>
-      <w:pPr>
-        <w:pStyle w:val="Code"/>
-      </w:pPr>
-      <w:r>
-        <w:rPr>
-          <w:rFonts w:ascii="Courier New" w:cs="Courier New" w:eastAsia="Courier New" w:hAnsi="Courier New"/>
-          <w:sz w:val="18"/>
-          <w:szCs w:val="18"/>
-        </w:rPr>
-        <w:t xml:space="preserve">pub struct GraphicObject {</w:t>
-      </w:r>
-    </w:p>
-    <w:p>
-      <w:pPr>
-        <w:pStyle w:val="Code"/>
-      </w:pPr>
-      <w:r>
-        <w:rPr>
-          <w:rFonts w:ascii="Courier New" w:cs="Courier New" w:eastAsia="Courier New" w:hAnsi="Courier New"/>
-          <w:sz w:val="18"/>
-          <w:szCs w:val="18"/>
-        </w:rPr>
-        <w:t xml:space="preserve">    pub position: Vec3, // Позиция объекта в глобальной системе координат (world space)</w:t>
-      </w:r>
-    </w:p>
-    <w:p>
-      <w:pPr>
-        <w:pStyle w:val="Code"/>
-      </w:pPr>
-      <w:r>
-        <w:rPr>
-          <w:rFonts w:ascii="Courier New" w:cs="Courier New" w:eastAsia="Courier New" w:hAnsi="Courier New"/>
-          <w:sz w:val="18"/>
-          <w:szCs w:val="18"/>
-        </w:rPr>
-        <w:t xml:space="preserve">    pub angle_deg: f32, // Угол поворота вокруг оси Oy (в градусах)</w:t>
-      </w:r>
-    </w:p>
-    <w:p>
-      <w:pPr>
-        <w:pStyle w:val="Code"/>
-      </w:pPr>
-      <w:r>
-        <w:rPr>
-          <w:rFonts w:ascii="Courier New" w:cs="Courier New" w:eastAsia="Courier New" w:hAnsi="Courier New"/>
-          <w:sz w:val="18"/>
-          <w:szCs w:val="18"/>
-        </w:rPr>
-        <w:t xml:space="preserve">    pub color: Vec3,    // Цвет модели в формате (r, g, b) в диапазоне [0.0, 1.0]</w:t>
+        <w:t xml:space="preserve">impl GraphicObject {</w:t>
+      </w:r>
+    </w:p>
+    <w:p>
+      <w:pPr>
+        <w:pStyle w:val="Code"/>
+      </w:pPr>
+      <w:r>
+        <w:rPr>
+          <w:rFonts w:ascii="Courier New" w:cs="Courier New" w:eastAsia="Courier New" w:hAnsi="Courier New"/>
+          <w:sz w:val="18"/>
+          <w:szCs w:val="18"/>
+        </w:rPr>
+        <w:t xml:space="preserve">    /// Конструктор</w:t>
+      </w:r>
+    </w:p>
+    <w:p>
+      <w:pPr>
+        <w:pStyle w:val="Code"/>
+      </w:pPr>
+      <w:r>
+        <w:rPr>
+          <w:rFonts w:ascii="Courier New" w:cs="Courier New" w:eastAsia="Courier New" w:hAnsi="Courier New"/>
+          <w:sz w:val="18"/>
+          <w:szCs w:val="18"/>
+        </w:rPr>
+        <w:t xml:space="preserve">    pub fn new(position: Vec3, angle_deg: f32, color: Vec3) -&gt; Self {</w:t>
+      </w:r>
+    </w:p>
+    <w:p>
+      <w:pPr>
+        <w:pStyle w:val="Code"/>
+      </w:pPr>
+      <w:r>
+        <w:rPr>
+          <w:rFonts w:ascii="Courier New" w:cs="Courier New" w:eastAsia="Courier New" w:hAnsi="Courier New"/>
+          <w:sz w:val="18"/>
+          <w:szCs w:val="18"/>
+        </w:rPr>
+        <w:t xml:space="preserve">        Self {</w:t>
+      </w:r>
+    </w:p>
+    <w:p>
+      <w:pPr>
+        <w:pStyle w:val="Code"/>
+      </w:pPr>
+      <w:r>
+        <w:rPr>
+          <w:rFonts w:ascii="Courier New" w:cs="Courier New" w:eastAsia="Courier New" w:hAnsi="Courier New"/>
+          <w:sz w:val="18"/>
+          <w:szCs w:val="18"/>
+        </w:rPr>
+        <w:t xml:space="preserve">            position,</w:t>
+      </w:r>
+    </w:p>
+    <w:p>
+      <w:pPr>
+        <w:pStyle w:val="Code"/>
+      </w:pPr>
+      <w:r>
+        <w:rPr>
+          <w:rFonts w:ascii="Courier New" w:cs="Courier New" w:eastAsia="Courier New" w:hAnsi="Courier New"/>
+          <w:sz w:val="18"/>
+          <w:szCs w:val="18"/>
+        </w:rPr>
+        <w:t xml:space="preserve">            angle_deg,</w:t>
+      </w:r>
+    </w:p>
+    <w:p>
+      <w:pPr>
+        <w:pStyle w:val="Code"/>
+      </w:pPr>
+      <w:r>
+        <w:rPr>
+          <w:rFonts w:ascii="Courier New" w:cs="Courier New" w:eastAsia="Courier New" w:hAnsi="Courier New"/>
+          <w:sz w:val="18"/>
+          <w:szCs w:val="18"/>
+        </w:rPr>
+        <w:t xml:space="preserve">            color,</w:t>
+      </w:r>
+    </w:p>
+    <w:p>
+      <w:pPr>
+        <w:pStyle w:val="Code"/>
+      </w:pPr>
+      <w:r>
+        <w:rPr>
+          <w:rFonts w:ascii="Courier New" w:cs="Courier New" w:eastAsia="Courier New" w:hAnsi="Courier New"/>
+          <w:sz w:val="18"/>
+          <w:szCs w:val="18"/>
+        </w:rPr>
+        <w:t xml:space="preserve">        }</w:t>
+      </w:r>
+    </w:p>
+    <w:p>
+      <w:pPr>
+        <w:pStyle w:val="Code"/>
+      </w:pPr>
+      <w:r>
+        <w:rPr>
+          <w:rFonts w:ascii="Courier New" w:cs="Courier New" w:eastAsia="Courier New" w:hAnsi="Courier New"/>
+          <w:sz w:val="18"/>
+          <w:szCs w:val="18"/>
+        </w:rPr>
+        <w:t xml:space="preserve">    }</w:t>
+      </w:r>
+    </w:p>
+    <w:p>
+      <w:pPr>
+        <w:pStyle w:val="Code"/>
+      </w:pPr>
+      <w:r>
+        <w:rPr>
+          <w:rFonts w:ascii="Courier New" w:cs="Courier New" w:eastAsia="Courier New" w:hAnsi="Courier New"/>
+          <w:sz w:val="18"/>
+          <w:szCs w:val="18"/>
+        </w:rPr>
+        <w:t xml:space="preserve"> </w:t>
+      </w:r>
+    </w:p>
+    <w:p>
+      <w:pPr>
+        <w:pStyle w:val="Code"/>
+      </w:pPr>
+      <w:r>
+        <w:rPr>
+          <w:rFonts w:ascii="Courier New" w:cs="Courier New" w:eastAsia="Courier New" w:hAnsi="Courier New"/>
+          <w:sz w:val="18"/>
+          <w:szCs w:val="18"/>
+        </w:rPr>
+        <w:t xml:space="preserve">    /// Возвращает готовый компонент Transform.</w:t>
+      </w:r>
+    </w:p>
+    <w:p>
+      <w:pPr>
+        <w:pStyle w:val="Code"/>
+      </w:pPr>
+      <w:r>
+        <w:rPr>
+          <w:rFonts w:ascii="Courier New" w:cs="Courier New" w:eastAsia="Courier New" w:hAnsi="Courier New"/>
+          <w:sz w:val="18"/>
+          <w:szCs w:val="18"/>
+        </w:rPr>
+        <w:t xml:space="preserve">    pub fn to_transform(&amp;self) -&gt; Transform {</w:t>
+      </w:r>
+    </w:p>
+    <w:p>
+      <w:pPr>
+        <w:pStyle w:val="Code"/>
+      </w:pPr>
+      <w:r>
+        <w:rPr>
+          <w:rFonts w:ascii="Courier New" w:cs="Courier New" w:eastAsia="Courier New" w:hAnsi="Courier New"/>
+          <w:sz w:val="18"/>
+          <w:szCs w:val="18"/>
+        </w:rPr>
+        <w:t xml:space="preserve">        // Перевод градусов в радианы с инверсией знака</w:t>
+      </w:r>
+    </w:p>
+    <w:p>
+      <w:pPr>
+        <w:pStyle w:val="Code"/>
+      </w:pPr>
+      <w:r>
+        <w:rPr>
+          <w:rFonts w:ascii="Courier New" w:cs="Courier New" w:eastAsia="Courier New" w:hAnsi="Courier New"/>
+          <w:sz w:val="18"/>
+          <w:szCs w:val="18"/>
+        </w:rPr>
+        <w:t xml:space="preserve">        let angle_rad = -self.angle_deg.to_radians();</w:t>
+      </w:r>
+    </w:p>
+    <w:p>
+      <w:pPr>
+        <w:pStyle w:val="Code"/>
+      </w:pPr>
+      <w:r>
+        <w:rPr>
+          <w:rFonts w:ascii="Courier New" w:cs="Courier New" w:eastAsia="Courier New" w:hAnsi="Courier New"/>
+          <w:sz w:val="18"/>
+          <w:szCs w:val="18"/>
+        </w:rPr>
+        <w:t xml:space="preserve">        // Сборка Transform из переноса и поворота</w:t>
+      </w:r>
+    </w:p>
+    <w:p>
+      <w:pPr>
+        <w:pStyle w:val="Code"/>
+      </w:pPr>
+      <w:r>
+        <w:rPr>
+          <w:rFonts w:ascii="Courier New" w:cs="Courier New" w:eastAsia="Courier New" w:hAnsi="Courier New"/>
+          <w:sz w:val="18"/>
+          <w:szCs w:val="18"/>
+        </w:rPr>
+        <w:t xml:space="preserve">        Transform::from_translation(self.position).with_rotation(Quat::from_rotation_y(angle_rad))</w:t>
+      </w:r>
+    </w:p>
+    <w:p>
+      <w:pPr>
+        <w:pStyle w:val="Code"/>
+      </w:pPr>
+      <w:r>
+        <w:rPr>
+          <w:rFonts w:ascii="Courier New" w:cs="Courier New" w:eastAsia="Courier New" w:hAnsi="Courier New"/>
+          <w:sz w:val="18"/>
+          <w:szCs w:val="18"/>
+        </w:rPr>
+        <w:t xml:space="preserve">    }</w:t>
+      </w:r>
+    </w:p>
+    <w:p>
+      <w:pPr>
+        <w:pStyle w:val="Code"/>
+      </w:pPr>
+      <w:r>
+        <w:rPr>
+          <w:rFonts w:ascii="Courier New" w:cs="Courier New" w:eastAsia="Courier New" w:hAnsi="Courier New"/>
+          <w:sz w:val="18"/>
+          <w:szCs w:val="18"/>
+        </w:rPr>
+        <w:t xml:space="preserve"> </w:t>
+      </w:r>
+    </w:p>
+    <w:p>
+      <w:pPr>
+        <w:pStyle w:val="Code"/>
+      </w:pPr>
+      <w:r>
+        <w:rPr>
+          <w:rFonts w:ascii="Courier New" w:cs="Courier New" w:eastAsia="Courier New" w:hAnsi="Courier New"/>
+          <w:sz w:val="18"/>
+          <w:szCs w:val="18"/>
+        </w:rPr>
+        <w:t xml:space="preserve">    /// Преобразование вектора цвета в тип Color движка Bevy</w:t>
+      </w:r>
+    </w:p>
+    <w:p>
+      <w:pPr>
+        <w:pStyle w:val="Code"/>
+      </w:pPr>
+      <w:r>
+        <w:rPr>
+          <w:rFonts w:ascii="Courier New" w:cs="Courier New" w:eastAsia="Courier New" w:hAnsi="Courier New"/>
+          <w:sz w:val="18"/>
+          <w:szCs w:val="18"/>
+        </w:rPr>
+        <w:t xml:space="preserve">    pub fn to_color(&amp;self) -&gt; Color {</w:t>
+      </w:r>
+    </w:p>
+    <w:p>
+      <w:pPr>
+        <w:pStyle w:val="Code"/>
+      </w:pPr>
+      <w:r>
+        <w:rPr>
+          <w:rFonts w:ascii="Courier New" w:cs="Courier New" w:eastAsia="Courier New" w:hAnsi="Courier New"/>
+          <w:sz w:val="18"/>
+          <w:szCs w:val="18"/>
+        </w:rPr>
+        <w:t xml:space="preserve">        Color::srgb(self.color.x, self.color.y, self.color.z)</w:t>
+      </w:r>
+    </w:p>
+    <w:p>
+      <w:pPr>
+        <w:pStyle w:val="Code"/>
+      </w:pPr>
+      <w:r>
+        <w:rPr>
+          <w:rFonts w:ascii="Courier New" w:cs="Courier New" w:eastAsia="Courier New" w:hAnsi="Courier New"/>
+          <w:sz w:val="18"/>
+          <w:szCs w:val="18"/>
+        </w:rPr>
+        <w:t xml:space="preserve">    }</w:t>
       </w:r>
     </w:p>
     <w:p>
@@ -7916,370 +8150,6 @@
           <w:sz w:val="18"/>
           <w:szCs w:val="18"/>
         </w:rPr>
-        <w:t xml:space="preserve">impl GraphicObject {</w:t>
-      </w:r>
-    </w:p>
-    <w:p>
-      <w:pPr>
-        <w:pStyle w:val="Code"/>
-      </w:pPr>
-      <w:r>
-        <w:rPr>
-          <w:rFonts w:ascii="Courier New" w:cs="Courier New" w:eastAsia="Courier New" w:hAnsi="Courier New"/>
-          <w:sz w:val="18"/>
-          <w:szCs w:val="18"/>
-        </w:rPr>
-        <w:t xml:space="preserve">    /// Конструктор.</w:t>
-      </w:r>
-    </w:p>
-    <w:p>
-      <w:pPr>
-        <w:pStyle w:val="Code"/>
-      </w:pPr>
-      <w:r>
-        <w:rPr>
-          <w:rFonts w:ascii="Courier New" w:cs="Courier New" w:eastAsia="Courier New" w:hAnsi="Courier New"/>
-          <w:sz w:val="18"/>
-          <w:szCs w:val="18"/>
-        </w:rPr>
-        <w:t xml:space="preserve">    pub fn new(position: Vec3, angle_deg: f32, color: Vec3) -&gt; Self {</w:t>
-      </w:r>
-    </w:p>
-    <w:p>
-      <w:pPr>
-        <w:pStyle w:val="Code"/>
-      </w:pPr>
-      <w:r>
-        <w:rPr>
-          <w:rFonts w:ascii="Courier New" w:cs="Courier New" w:eastAsia="Courier New" w:hAnsi="Courier New"/>
-          <w:sz w:val="18"/>
-          <w:szCs w:val="18"/>
-        </w:rPr>
-        <w:t xml:space="preserve">        Self {</w:t>
-      </w:r>
-    </w:p>
-    <w:p>
-      <w:pPr>
-        <w:pStyle w:val="Code"/>
-      </w:pPr>
-      <w:r>
-        <w:rPr>
-          <w:rFonts w:ascii="Courier New" w:cs="Courier New" w:eastAsia="Courier New" w:hAnsi="Courier New"/>
-          <w:sz w:val="18"/>
-          <w:szCs w:val="18"/>
-        </w:rPr>
-        <w:t xml:space="preserve">            position,</w:t>
-      </w:r>
-    </w:p>
-    <w:p>
-      <w:pPr>
-        <w:pStyle w:val="Code"/>
-      </w:pPr>
-      <w:r>
-        <w:rPr>
-          <w:rFonts w:ascii="Courier New" w:cs="Courier New" w:eastAsia="Courier New" w:hAnsi="Courier New"/>
-          <w:sz w:val="18"/>
-          <w:szCs w:val="18"/>
-        </w:rPr>
-        <w:t xml:space="preserve">            angle_deg,</w:t>
-      </w:r>
-    </w:p>
-    <w:p>
-      <w:pPr>
-        <w:pStyle w:val="Code"/>
-      </w:pPr>
-      <w:r>
-        <w:rPr>
-          <w:rFonts w:ascii="Courier New" w:cs="Courier New" w:eastAsia="Courier New" w:hAnsi="Courier New"/>
-          <w:sz w:val="18"/>
-          <w:szCs w:val="18"/>
-        </w:rPr>
-        <w:t xml:space="preserve">            color,</w:t>
-      </w:r>
-    </w:p>
-    <w:p>
-      <w:pPr>
-        <w:pStyle w:val="Code"/>
-      </w:pPr>
-      <w:r>
-        <w:rPr>
-          <w:rFonts w:ascii="Courier New" w:cs="Courier New" w:eastAsia="Courier New" w:hAnsi="Courier New"/>
-          <w:sz w:val="18"/>
-          <w:szCs w:val="18"/>
-        </w:rPr>
-        <w:t xml:space="preserve">        }</w:t>
-      </w:r>
-    </w:p>
-    <w:p>
-      <w:pPr>
-        <w:pStyle w:val="Code"/>
-      </w:pPr>
-      <w:r>
-        <w:rPr>
-          <w:rFonts w:ascii="Courier New" w:cs="Courier New" w:eastAsia="Courier New" w:hAnsi="Courier New"/>
-          <w:sz w:val="18"/>
-          <w:szCs w:val="18"/>
-        </w:rPr>
-        <w:t xml:space="preserve">    }</w:t>
-      </w:r>
-    </w:p>
-    <w:p>
-      <w:pPr>
-        <w:pStyle w:val="Code"/>
-      </w:pPr>
-      <w:r>
-        <w:rPr>
-          <w:rFonts w:ascii="Courier New" w:cs="Courier New" w:eastAsia="Courier New" w:hAnsi="Courier New"/>
-          <w:sz w:val="18"/>
-          <w:szCs w:val="18"/>
-        </w:rPr>
-        <w:t xml:space="preserve"> </w:t>
-      </w:r>
-    </w:p>
-    <w:p>
-      <w:pPr>
-        <w:pStyle w:val="Code"/>
-      </w:pPr>
-      <w:r>
-        <w:rPr>
-          <w:rFonts w:ascii="Courier New" w:cs="Courier New" w:eastAsia="Courier New" w:hAnsi="Courier New"/>
-          <w:sz w:val="18"/>
-          <w:szCs w:val="18"/>
-        </w:rPr>
-        <w:t xml:space="preserve">    /// Матрица модели (аналог recalculateModelMatrix): перенос в `position`</w:t>
-      </w:r>
-    </w:p>
-    <w:p>
-      <w:pPr>
-        <w:pStyle w:val="Code"/>
-      </w:pPr>
-      <w:r>
-        <w:rPr>
-          <w:rFonts w:ascii="Courier New" w:cs="Courier New" w:eastAsia="Courier New" w:hAnsi="Courier New"/>
-          <w:sz w:val="18"/>
-          <w:szCs w:val="18"/>
-        </w:rPr>
-        <w:t xml:space="preserve">    /// и поворот вокруг Oy. Минус нужен, чтобы поворот шёл по часовой</w:t>
-      </w:r>
-    </w:p>
-    <w:p>
-      <w:pPr>
-        <w:pStyle w:val="Code"/>
-      </w:pPr>
-      <w:r>
-        <w:rPr>
-          <w:rFonts w:ascii="Courier New" w:cs="Courier New" w:eastAsia="Courier New" w:hAnsi="Courier New"/>
-          <w:sz w:val="18"/>
-          <w:szCs w:val="18"/>
-        </w:rPr>
-        <w:t xml:space="preserve">    /// стрелке, если смотреть сверху, как в исходной работе.</w:t>
-      </w:r>
-    </w:p>
-    <w:p>
-      <w:pPr>
-        <w:pStyle w:val="Code"/>
-      </w:pPr>
-      <w:r>
-        <w:rPr>
-          <w:rFonts w:ascii="Courier New" w:cs="Courier New" w:eastAsia="Courier New" w:hAnsi="Courier New"/>
-          <w:sz w:val="18"/>
-          <w:szCs w:val="18"/>
-        </w:rPr>
-        <w:t xml:space="preserve">    pub fn to_transform(&amp;self) -&gt; Transform {</w:t>
-      </w:r>
-    </w:p>
-    <w:p>
-      <w:pPr>
-        <w:pStyle w:val="Code"/>
-      </w:pPr>
-      <w:r>
-        <w:rPr>
-          <w:rFonts w:ascii="Courier New" w:cs="Courier New" w:eastAsia="Courier New" w:hAnsi="Courier New"/>
-          <w:sz w:val="18"/>
-          <w:szCs w:val="18"/>
-        </w:rPr>
-        <w:t xml:space="preserve">        let angle_rad = -self.angle_deg.to_radians();</w:t>
-      </w:r>
-    </w:p>
-    <w:p>
-      <w:pPr>
-        <w:pStyle w:val="Code"/>
-      </w:pPr>
-      <w:r>
-        <w:rPr>
-          <w:rFonts w:ascii="Courier New" w:cs="Courier New" w:eastAsia="Courier New" w:hAnsi="Courier New"/>
-          <w:sz w:val="18"/>
-          <w:szCs w:val="18"/>
-        </w:rPr>
-        <w:t xml:space="preserve">        Transform::from_translation(self.position).with_rotation(Quat::from_rotation_y(angle_rad))</w:t>
-      </w:r>
-    </w:p>
-    <w:p>
-      <w:pPr>
-        <w:pStyle w:val="Code"/>
-      </w:pPr>
-      <w:r>
-        <w:rPr>
-          <w:rFonts w:ascii="Courier New" w:cs="Courier New" w:eastAsia="Courier New" w:hAnsi="Courier New"/>
-          <w:sz w:val="18"/>
-          <w:szCs w:val="18"/>
-        </w:rPr>
-        <w:t xml:space="preserve">    }</w:t>
-      </w:r>
-    </w:p>
-    <w:p>
-      <w:pPr>
-        <w:pStyle w:val="Code"/>
-      </w:pPr>
-      <w:r>
-        <w:rPr>
-          <w:rFonts w:ascii="Courier New" w:cs="Courier New" w:eastAsia="Courier New" w:hAnsi="Courier New"/>
-          <w:sz w:val="18"/>
-          <w:szCs w:val="18"/>
-        </w:rPr>
-        <w:t xml:space="preserve"> </w:t>
-      </w:r>
-    </w:p>
-    <w:p>
-      <w:pPr>
-        <w:pStyle w:val="Code"/>
-      </w:pPr>
-      <w:r>
-        <w:rPr>
-          <w:rFonts w:ascii="Courier New" w:cs="Courier New" w:eastAsia="Courier New" w:hAnsi="Courier New"/>
-          <w:sz w:val="18"/>
-          <w:szCs w:val="18"/>
-        </w:rPr>
-        <w:t xml:space="preserve">    /// Преобразование вектора цвета в тип Color движка Bevy.</w:t>
-      </w:r>
-    </w:p>
-    <w:p>
-      <w:pPr>
-        <w:pStyle w:val="Code"/>
-      </w:pPr>
-      <w:r>
-        <w:rPr>
-          <w:rFonts w:ascii="Courier New" w:cs="Courier New" w:eastAsia="Courier New" w:hAnsi="Courier New"/>
-          <w:sz w:val="18"/>
-          <w:szCs w:val="18"/>
-        </w:rPr>
-        <w:t xml:space="preserve">    pub fn to_color(&amp;self) -&gt; Color {</w:t>
-      </w:r>
-    </w:p>
-    <w:p>
-      <w:pPr>
-        <w:pStyle w:val="Code"/>
-      </w:pPr>
-      <w:r>
-        <w:rPr>
-          <w:rFonts w:ascii="Courier New" w:cs="Courier New" w:eastAsia="Courier New" w:hAnsi="Courier New"/>
-          <w:sz w:val="18"/>
-          <w:szCs w:val="18"/>
-        </w:rPr>
-        <w:t xml:space="preserve">        Color::srgb(self.color.x, self.color.y, self.color.z)</w:t>
-      </w:r>
-    </w:p>
-    <w:p>
-      <w:pPr>
-        <w:pStyle w:val="Code"/>
-      </w:pPr>
-      <w:r>
-        <w:rPr>
-          <w:rFonts w:ascii="Courier New" w:cs="Courier New" w:eastAsia="Courier New" w:hAnsi="Courier New"/>
-          <w:sz w:val="18"/>
-          <w:szCs w:val="18"/>
-        </w:rPr>
-        <w:t xml:space="preserve">    }</w:t>
-      </w:r>
-    </w:p>
-    <w:p>
-      <w:pPr>
-        <w:pStyle w:val="Code"/>
-      </w:pPr>
-      <w:r>
-        <w:rPr>
-          <w:rFonts w:ascii="Courier New" w:cs="Courier New" w:eastAsia="Courier New" w:hAnsi="Courier New"/>
-          <w:sz w:val="18"/>
-          <w:szCs w:val="18"/>
-        </w:rPr>
-        <w:t xml:space="preserve">}</w:t>
-      </w:r>
-    </w:p>
-    <w:p>
-      <w:pPr>
-        <w:pStyle w:val="Code"/>
-      </w:pPr>
-      <w:r>
-        <w:rPr>
-          <w:rFonts w:ascii="Courier New" w:cs="Courier New" w:eastAsia="Courier New" w:hAnsi="Courier New"/>
-          <w:sz w:val="18"/>
-          <w:szCs w:val="18"/>
-        </w:rPr>
-        <w:t xml:space="preserve"> </w:t>
-      </w:r>
-    </w:p>
-    <w:p>
-      <w:pPr>
-        <w:pStyle w:val="Code"/>
-      </w:pPr>
-      <w:r>
-        <w:rPr>
-          <w:rFonts w:ascii="Courier New" w:cs="Courier New" w:eastAsia="Courier New" w:hAnsi="Courier New"/>
-          <w:sz w:val="18"/>
-          <w:szCs w:val="18"/>
-        </w:rPr>
-        <w:t xml:space="preserve">/// Порождение сущности на сцене (аналог метода draw): регистрирует меш</w:t>
-      </w:r>
-    </w:p>
-    <w:p>
-      <w:pPr>
-        <w:pStyle w:val="Code"/>
-      </w:pPr>
-      <w:r>
-        <w:rPr>
-          <w:rFonts w:ascii="Courier New" w:cs="Courier New" w:eastAsia="Courier New" w:hAnsi="Courier New"/>
-          <w:sz w:val="18"/>
-          <w:szCs w:val="18"/>
-        </w:rPr>
-        <w:t xml:space="preserve">/// и материал, затем создаёт сущность с компонентами Mesh3d, MeshMaterial3d,</w:t>
-      </w:r>
-    </w:p>
-    <w:p>
-      <w:pPr>
-        <w:pStyle w:val="Code"/>
-      </w:pPr>
-      <w:r>
-        <w:rPr>
-          <w:rFonts w:ascii="Courier New" w:cs="Courier New" w:eastAsia="Courier New" w:hAnsi="Courier New"/>
-          <w:sz w:val="18"/>
-          <w:szCs w:val="18"/>
-        </w:rPr>
-        <w:t xml:space="preserve">/// Transform и самим GraphicObject. Носик — дочерняя сущность, поэтому</w:t>
-      </w:r>
-    </w:p>
-    <w:p>
-      <w:pPr>
-        <w:pStyle w:val="Code"/>
-      </w:pPr>
-      <w:r>
-        <w:rPr>
-          <w:rFonts w:ascii="Courier New" w:cs="Courier New" w:eastAsia="Courier New" w:hAnsi="Courier New"/>
-          <w:sz w:val="18"/>
-          <w:szCs w:val="18"/>
-        </w:rPr>
-        <w:t xml:space="preserve">/// поворачивается вместе с тором.</w:t>
-      </w:r>
-    </w:p>
-    <w:p>
-      <w:pPr>
-        <w:pStyle w:val="Code"/>
-      </w:pPr>
-      <w:r>
-        <w:rPr>
-          <w:rFonts w:ascii="Courier New" w:cs="Courier New" w:eastAsia="Courier New" w:hAnsi="Courier New"/>
-          <w:sz w:val="18"/>
-          <w:szCs w:val="18"/>
-        </w:rPr>
         <w:t xml:space="preserve">pub fn spawn_graphic_object(</w:t>
       </w:r>
     </w:p>
@@ -8411,32 +8281,6 @@
           <w:szCs w:val="18"/>
         </w:rPr>
         <w:t xml:space="preserve">    });</w:t>
-      </w:r>
-    </w:p>
-    <w:p>
-      <w:pPr>
-        <w:pStyle w:val="Code"/>
-      </w:pPr>
-      <w:r>
-        <w:rPr>
-          <w:rFonts w:ascii="Courier New" w:cs="Courier New" w:eastAsia="Courier New" w:hAnsi="Courier New"/>
-          <w:sz w:val="18"/>
-          <w:szCs w:val="18"/>
-        </w:rPr>
-        <w:t xml:space="preserve">    // Конус Bevy направлен вершиной вдоль +Y; поворот на −90° вокруг Z</w:t>
-      </w:r>
-    </w:p>
-    <w:p>
-      <w:pPr>
-        <w:pStyle w:val="Code"/>
-      </w:pPr>
-      <w:r>
-        <w:rPr>
-          <w:rFonts w:ascii="Courier New" w:cs="Courier New" w:eastAsia="Courier New" w:hAnsi="Courier New"/>
-          <w:sz w:val="18"/>
-          <w:szCs w:val="18"/>
-        </w:rPr>
-        <w:t xml:space="preserve">    // укладывает его вдоль +X, сразу за внешним краем тора.</w:t>
       </w:r>
     </w:p>
     <w:p>
@@ -10083,7 +9927,7 @@
                 <w:sz w:val="21"/>
                 <w:szCs w:val="21"/>
               </w:rPr>
-              <w:t xml:space="preserve">77</w:t>
+              <w:t xml:space="preserve">65</w:t>
             </w:r>
           </w:p>
         </w:tc>
@@ -10166,7 +10010,7 @@
                 <w:sz w:val="21"/>
                 <w:szCs w:val="21"/>
               </w:rPr>
-              <w:t xml:space="preserve">430</w:t>
+              <w:t xml:space="preserve">418</w:t>
             </w:r>
           </w:p>
         </w:tc>
